--- a/Documentation/Manuel Tone Board.docx
+++ b/Documentation/Manuel Tone Board.docx
@@ -4938,7 +4938,18 @@
                 <w:szCs w:val="18"/>
                 <w14:ligatures w14:val="none"/>
               </w:rPr>
-              <w:t>PIN_HEADER1X4</w:t>
+              <w:t>PIN_HEADER1X</w:t>
+            </w:r>
+            <w:r>
+              <w:rPr>
+                <w:rFonts w:ascii="Aptos Narrow" w:eastAsia="Times New Roman" w:hAnsi="Aptos Narrow" w:cs="Times New Roman"/>
+                <w:color w:val="000000"/>
+                <w:kern w:val="0"/>
+                <w:sz w:val="18"/>
+                <w:szCs w:val="18"/>
+                <w14:ligatures w14:val="none"/>
+              </w:rPr>
+              <w:t>6</w:t>
             </w:r>
           </w:p>
         </w:tc>
@@ -6057,6 +6068,7 @@
       </w:r>
       <w:r>
         <w:rPr>
+          <w:noProof/>
           <w:lang w:val="fr-CA"/>
         </w:rPr>
         <w:drawing>
@@ -6104,8 +6116,8 @@
           <w:lang w:val="fr-CA"/>
         </w:rPr>
       </w:pPr>
-      <w:bookmarkStart w:id="6" w:name="_Ref196805746"/>
-      <w:bookmarkStart w:id="7" w:name="_Ref196805758"/>
+      <w:bookmarkStart w:id="6" w:name="_Ref196805758"/>
+      <w:bookmarkStart w:id="7" w:name="_Ref196805746"/>
       <w:r>
         <w:rPr>
           <w:lang w:val="fr-CA"/>
@@ -6134,14 +6146,14 @@
       <w:r>
         <w:fldChar w:fldCharType="end"/>
       </w:r>
+      <w:bookmarkEnd w:id="6"/>
+      <w:r>
+        <w:rPr>
+          <w:lang w:val="fr-CA"/>
+        </w:rPr>
+        <w:t xml:space="preserve"> : Rappel de TD* au 5V</w:t>
+      </w:r>
       <w:bookmarkEnd w:id="7"/>
-      <w:r>
-        <w:rPr>
-          <w:lang w:val="fr-CA"/>
-        </w:rPr>
-        <w:t xml:space="preserve"> : Rappel de TD* au 5V</w:t>
-      </w:r>
-      <w:bookmarkEnd w:id="6"/>
       <w:r>
         <w:rPr>
           <w:lang w:val="fr-CA"/>
@@ -14452,11 +14464,15 @@
               <w:fldChar w:fldCharType="separate"/>
             </w:r>
             <w:r>
+              <w:rPr>
+                <w:lang w:val="fr-CA"/>
+              </w:rPr>
               <w:t xml:space="preserve">Table </w:t>
             </w:r>
             <w:r>
               <w:rPr>
                 <w:noProof/>
+                <w:lang w:val="fr-CA"/>
               </w:rPr>
               <w:t>3</w:t>
             </w:r>
@@ -15541,6 +15557,7 @@
   <w:style w:type="character" w:default="1" w:styleId="DefaultParagraphFont">
     <w:name w:val="Default Paragraph Font"/>
     <w:uiPriority w:val="1"/>
+    <w:semiHidden/>
     <w:unhideWhenUsed/>
   </w:style>
   <w:style w:type="table" w:default="1" w:styleId="TableNormal">

--- a/Documentation/Manuel Tone Board.docx
+++ b/Documentation/Manuel Tone Board.docx
@@ -683,7 +683,7 @@
                 <w:noProof/>
                 <w:webHidden/>
               </w:rPr>
-              <w:t>7</w:t>
+              <w:t>8</w:t>
             </w:r>
             <w:r>
               <w:rPr>
@@ -1036,41 +1036,13 @@
         </w:rPr>
         <w:t>Ce circuit est utilisé pour injecter une sinusoïdale (</w:t>
       </w:r>
-      <w:proofErr w:type="spellStart"/>
       <w:r>
         <w:rPr>
           <w:i/>
           <w:iCs/>
           <w:lang w:val="fr-CA"/>
         </w:rPr>
-        <w:t>Continuous</w:t>
-      </w:r>
-      <w:proofErr w:type="spellEnd"/>
-      <w:r>
-        <w:rPr>
-          <w:i/>
-          <w:iCs/>
-          <w:lang w:val="fr-CA"/>
-        </w:rPr>
-        <w:t xml:space="preserve"> Tone Code </w:t>
-      </w:r>
-      <w:proofErr w:type="spellStart"/>
-      <w:r>
-        <w:rPr>
-          <w:i/>
-          <w:iCs/>
-          <w:lang w:val="fr-CA"/>
-        </w:rPr>
-        <w:t>Squelch</w:t>
-      </w:r>
-      <w:proofErr w:type="spellEnd"/>
-      <w:r>
-        <w:rPr>
-          <w:i/>
-          <w:iCs/>
-          <w:lang w:val="fr-CA"/>
-        </w:rPr>
-        <w:t xml:space="preserve"> System</w:t>
+        <w:t>Continuous Tone Code Squelch System</w:t>
       </w:r>
       <w:r>
         <w:rPr>
@@ -1117,21 +1089,7 @@
         <w:rPr>
           <w:lang w:val="fr-CA"/>
         </w:rPr>
-        <w:t xml:space="preserve">Lorsque l’option « Reverse </w:t>
-      </w:r>
-      <w:proofErr w:type="spellStart"/>
-      <w:r>
-        <w:rPr>
-          <w:lang w:val="fr-CA"/>
-        </w:rPr>
-        <w:t>Burst</w:t>
-      </w:r>
-      <w:proofErr w:type="spellEnd"/>
-      <w:r>
-        <w:rPr>
-          <w:lang w:val="fr-CA"/>
-        </w:rPr>
-        <w:t> » est activée, le contrôleur inverse la phase de la tonalité de 180</w:t>
+        <w:t>Lorsque l’option « Reverse Burst » est activée, le contrôleur inverse la phase de la tonalité de 180</w:t>
       </w:r>
       <w:r>
         <w:rPr>
@@ -1154,9 +1112,12 @@
           <w:lang w:val="fr-CA"/>
         </w:rPr>
         <w:sectPr>
+          <w:footerReference w:type="default" r:id="rId7"/>
+          <w:footerReference w:type="first" r:id="rId8"/>
           <w:pgSz w:w="12240" w:h="15840"/>
           <w:pgMar w:top="1440" w:right="1440" w:bottom="1440" w:left="1440" w:header="720" w:footer="720" w:gutter="0"/>
           <w:cols w:space="720"/>
+          <w:titlePg/>
           <w:docGrid w:linePitch="360"/>
         </w:sectPr>
       </w:pPr>
@@ -1222,7 +1183,7 @@
                     <pic:cNvPicPr/>
                   </pic:nvPicPr>
                   <pic:blipFill>
-                    <a:blip r:embed="rId5"/>
+                    <a:blip r:embed="rId9"/>
                     <a:stretch>
                       <a:fillRect/>
                     </a:stretch>
@@ -1618,43 +1579,17 @@
                 <w14:ligatures w14:val="none"/>
               </w:rPr>
             </w:pPr>
-            <w:proofErr w:type="spellStart"/>
-            <w:r>
-              <w:rPr>
-                <w:rFonts w:ascii="Aptos Narrow" w:eastAsia="Times New Roman" w:hAnsi="Aptos Narrow" w:cs="Times New Roman"/>
-                <w:color w:val="000000"/>
-                <w:kern w:val="0"/>
-                <w:sz w:val="18"/>
-                <w:szCs w:val="18"/>
-                <w14:ligatures w14:val="none"/>
-              </w:rPr>
-              <w:t>Condensateur</w:t>
-            </w:r>
-            <w:proofErr w:type="spellEnd"/>
-            <w:r>
-              <w:rPr>
-                <w:rFonts w:ascii="Aptos Narrow" w:eastAsia="Times New Roman" w:hAnsi="Aptos Narrow" w:cs="Times New Roman"/>
-                <w:color w:val="000000"/>
-                <w:kern w:val="0"/>
-                <w:sz w:val="18"/>
-                <w:szCs w:val="18"/>
-                <w14:ligatures w14:val="none"/>
-              </w:rPr>
-              <w:t xml:space="preserve"> </w:t>
-            </w:r>
-            <w:proofErr w:type="spellStart"/>
-            <w:r>
-              <w:rPr>
-                <w:rFonts w:ascii="Aptos Narrow" w:eastAsia="Times New Roman" w:hAnsi="Aptos Narrow" w:cs="Times New Roman"/>
-                <w:color w:val="000000"/>
-                <w:kern w:val="0"/>
-                <w:sz w:val="18"/>
-                <w:szCs w:val="18"/>
-                <w14:ligatures w14:val="none"/>
-              </w:rPr>
-              <w:t>céramique</w:t>
-            </w:r>
-            <w:proofErr w:type="spellEnd"/>
+            <w:r>
+              <w:rPr>
+                <w:rFonts w:ascii="Aptos Narrow" w:eastAsia="Times New Roman" w:hAnsi="Aptos Narrow" w:cs="Times New Roman"/>
+                <w:color w:val="000000"/>
+                <w:kern w:val="0"/>
+                <w:sz w:val="18"/>
+                <w:szCs w:val="18"/>
+                <w14:ligatures w14:val="none"/>
+              </w:rPr>
+              <w:t>Condensateur céramique</w:t>
+            </w:r>
           </w:p>
         </w:tc>
         <w:tc>
@@ -1667,17 +1602,17 @@
             <w:pPr>
               <w:cnfStyle w:val="000000100000" w:firstRow="0" w:lastRow="0" w:firstColumn="0" w:lastColumn="0" w:oddVBand="0" w:evenVBand="0" w:oddHBand="1" w:evenHBand="0" w:firstRowFirstColumn="0" w:firstRowLastColumn="0" w:lastRowFirstColumn="0" w:lastRowLastColumn="0"/>
               <w:rPr>
-                <w:rFonts w:ascii="Aptos Narrow" w:eastAsia="Times New Roman" w:hAnsi="Aptos Narrow" w:cs="Times New Roman"/>
-                <w:color w:val="000000"/>
-                <w:kern w:val="0"/>
-                <w:sz w:val="18"/>
-                <w:szCs w:val="18"/>
-                <w14:ligatures w14:val="none"/>
-              </w:rPr>
-            </w:pPr>
-            <w:r>
-              <w:rPr>
-                <w:rFonts w:ascii="Aptos Narrow" w:eastAsia="Times New Roman" w:hAnsi="Aptos Narrow" w:cs="Times New Roman"/>
+                <w:rFonts w:eastAsia="Times New Roman" w:cs="Times New Roman"/>
+                <w:color w:val="000000"/>
+                <w:kern w:val="0"/>
+                <w:sz w:val="18"/>
+                <w:szCs w:val="18"/>
+                <w14:ligatures w14:val="none"/>
+              </w:rPr>
+            </w:pPr>
+            <w:r>
+              <w:rPr>
+                <w:rFonts w:eastAsia="Times New Roman" w:cs="Times New Roman"/>
                 <w:color w:val="000000"/>
                 <w:kern w:val="0"/>
                 <w:sz w:val="18"/>
@@ -1688,7 +1623,7 @@
             </w:r>
             <w:r>
               <w:rPr>
-                <w:rFonts w:ascii="Aptos Narrow" w:eastAsia="Times New Roman" w:hAnsi="Aptos Narrow" w:cs="Times New Roman"/>
+                <w:rFonts w:eastAsia="Times New Roman" w:cs="Times New Roman"/>
                 <w:color w:val="000000"/>
                 <w:kern w:val="0"/>
                 <w:sz w:val="18"/>
@@ -1699,7 +1634,7 @@
             </w:r>
             <w:r>
               <w:rPr>
-                <w:rFonts w:ascii="Aptos Narrow" w:eastAsia="Times New Roman" w:hAnsi="Aptos Narrow" w:cs="Times New Roman"/>
+                <w:rFonts w:eastAsia="Times New Roman" w:cs="Times New Roman"/>
                 <w:color w:val="000000"/>
                 <w:kern w:val="0"/>
                 <w:sz w:val="18"/>
@@ -1877,17 +1812,17 @@
             <w:pPr>
               <w:cnfStyle w:val="000000000000" w:firstRow="0" w:lastRow="0" w:firstColumn="0" w:lastColumn="0" w:oddVBand="0" w:evenVBand="0" w:oddHBand="0" w:evenHBand="0" w:firstRowFirstColumn="0" w:firstRowLastColumn="0" w:lastRowFirstColumn="0" w:lastRowLastColumn="0"/>
               <w:rPr>
-                <w:rFonts w:ascii="Aptos Narrow" w:eastAsia="Times New Roman" w:hAnsi="Aptos Narrow" w:cs="Times New Roman"/>
-                <w:color w:val="000000"/>
-                <w:kern w:val="0"/>
-                <w:sz w:val="18"/>
-                <w:szCs w:val="18"/>
-                <w14:ligatures w14:val="none"/>
-              </w:rPr>
-            </w:pPr>
-            <w:r>
-              <w:rPr>
-                <w:rFonts w:ascii="Aptos Narrow" w:eastAsia="Times New Roman" w:hAnsi="Aptos Narrow" w:cs="Times New Roman"/>
+                <w:rFonts w:eastAsia="Times New Roman" w:cs="Times New Roman"/>
+                <w:color w:val="000000"/>
+                <w:kern w:val="0"/>
+                <w:sz w:val="18"/>
+                <w:szCs w:val="18"/>
+                <w14:ligatures w14:val="none"/>
+              </w:rPr>
+            </w:pPr>
+            <w:r>
+              <w:rPr>
+                <w:rFonts w:eastAsia="Times New Roman" w:cs="Times New Roman"/>
                 <w:color w:val="000000"/>
                 <w:kern w:val="0"/>
                 <w:sz w:val="18"/>
@@ -1924,19 +1859,7 @@
                 <w:szCs w:val="18"/>
                 <w14:ligatures w14:val="none"/>
               </w:rPr>
-              <w:t>C</w:t>
-            </w:r>
-            <w:proofErr w:type="gramStart"/>
-            <w:r>
-              <w:rPr>
-                <w:rFonts w:ascii="Aptos Narrow" w:eastAsia="Times New Roman" w:hAnsi="Aptos Narrow" w:cs="Times New Roman"/>
-                <w:color w:val="000000"/>
-                <w:kern w:val="0"/>
-                <w:sz w:val="18"/>
-                <w:szCs w:val="18"/>
-                <w14:ligatures w14:val="none"/>
-              </w:rPr>
-              <w:t>2</w:t>
+              <w:t>C2</w:t>
             </w:r>
             <w:r>
               <w:rPr>
@@ -1958,19 +1881,7 @@
                 <w:szCs w:val="18"/>
                 <w14:ligatures w14:val="none"/>
               </w:rPr>
-              <w:t>C</w:t>
-            </w:r>
-            <w:proofErr w:type="gramEnd"/>
-            <w:r>
-              <w:rPr>
-                <w:rFonts w:ascii="Aptos Narrow" w:eastAsia="Times New Roman" w:hAnsi="Aptos Narrow" w:cs="Times New Roman"/>
-                <w:color w:val="000000"/>
-                <w:kern w:val="0"/>
-                <w:sz w:val="18"/>
-                <w:szCs w:val="18"/>
-                <w14:ligatures w14:val="none"/>
-              </w:rPr>
-              <w:t>3</w:t>
+              <w:t>C3</w:t>
             </w:r>
           </w:p>
         </w:tc>
@@ -2071,7 +1982,29 @@
                 <w:szCs w:val="18"/>
                 <w14:ligatures w14:val="none"/>
               </w:rPr>
-              <w:t>0.022U</w:t>
+              <w:t>0.0</w:t>
+            </w:r>
+            <w:r>
+              <w:rPr>
+                <w:rFonts w:ascii="Aptos Narrow" w:eastAsia="Times New Roman" w:hAnsi="Aptos Narrow" w:cs="Times New Roman"/>
+                <w:color w:val="000000"/>
+                <w:kern w:val="0"/>
+                <w:sz w:val="18"/>
+                <w:szCs w:val="18"/>
+                <w14:ligatures w14:val="none"/>
+              </w:rPr>
+              <w:t>50</w:t>
+            </w:r>
+            <w:r>
+              <w:rPr>
+                <w:rFonts w:ascii="Aptos Narrow" w:eastAsia="Times New Roman" w:hAnsi="Aptos Narrow" w:cs="Times New Roman"/>
+                <w:color w:val="000000"/>
+                <w:kern w:val="0"/>
+                <w:sz w:val="18"/>
+                <w:szCs w:val="18"/>
+                <w14:ligatures w14:val="none"/>
+              </w:rPr>
+              <w:t>U</w:t>
             </w:r>
             <w:r>
               <w:rPr>
@@ -2104,43 +2037,17 @@
                 <w14:ligatures w14:val="none"/>
               </w:rPr>
             </w:pPr>
-            <w:proofErr w:type="spellStart"/>
-            <w:r>
-              <w:rPr>
-                <w:rFonts w:ascii="Aptos Narrow" w:eastAsia="Times New Roman" w:hAnsi="Aptos Narrow" w:cs="Times New Roman"/>
-                <w:color w:val="000000"/>
-                <w:kern w:val="0"/>
-                <w:sz w:val="18"/>
-                <w:szCs w:val="18"/>
-                <w14:ligatures w14:val="none"/>
-              </w:rPr>
-              <w:t>Condensateur</w:t>
-            </w:r>
-            <w:proofErr w:type="spellEnd"/>
-            <w:r>
-              <w:rPr>
-                <w:rFonts w:ascii="Aptos Narrow" w:eastAsia="Times New Roman" w:hAnsi="Aptos Narrow" w:cs="Times New Roman"/>
-                <w:color w:val="000000"/>
-                <w:kern w:val="0"/>
-                <w:sz w:val="18"/>
-                <w:szCs w:val="18"/>
-                <w14:ligatures w14:val="none"/>
-              </w:rPr>
-              <w:t xml:space="preserve"> </w:t>
-            </w:r>
-            <w:proofErr w:type="spellStart"/>
-            <w:r>
-              <w:rPr>
-                <w:rFonts w:ascii="Aptos Narrow" w:eastAsia="Times New Roman" w:hAnsi="Aptos Narrow" w:cs="Times New Roman"/>
-                <w:color w:val="000000"/>
-                <w:kern w:val="0"/>
-                <w:sz w:val="18"/>
-                <w:szCs w:val="18"/>
-                <w14:ligatures w14:val="none"/>
-              </w:rPr>
-              <w:t>céramique</w:t>
-            </w:r>
-            <w:proofErr w:type="spellEnd"/>
+            <w:r>
+              <w:rPr>
+                <w:rFonts w:ascii="Aptos Narrow" w:eastAsia="Times New Roman" w:hAnsi="Aptos Narrow" w:cs="Times New Roman"/>
+                <w:color w:val="000000"/>
+                <w:kern w:val="0"/>
+                <w:sz w:val="18"/>
+                <w:szCs w:val="18"/>
+                <w14:ligatures w14:val="none"/>
+              </w:rPr>
+              <w:t>Condensateur céramique</w:t>
+            </w:r>
           </w:p>
         </w:tc>
         <w:tc>
@@ -2153,17 +2060,17 @@
             <w:pPr>
               <w:cnfStyle w:val="000000100000" w:firstRow="0" w:lastRow="0" w:firstColumn="0" w:lastColumn="0" w:oddVBand="0" w:evenVBand="0" w:oddHBand="1" w:evenHBand="0" w:firstRowFirstColumn="0" w:firstRowLastColumn="0" w:lastRowFirstColumn="0" w:lastRowLastColumn="0"/>
               <w:rPr>
-                <w:rFonts w:ascii="Aptos Narrow" w:eastAsia="Times New Roman" w:hAnsi="Aptos Narrow" w:cs="Times New Roman"/>
-                <w:color w:val="000000"/>
-                <w:kern w:val="0"/>
-                <w:sz w:val="18"/>
-                <w:szCs w:val="18"/>
-                <w14:ligatures w14:val="none"/>
-              </w:rPr>
-            </w:pPr>
-            <w:r>
-              <w:rPr>
-                <w:rFonts w:ascii="Aptos Narrow" w:eastAsia="Times New Roman" w:hAnsi="Aptos Narrow" w:cs="Times New Roman"/>
+                <w:rFonts w:eastAsia="Times New Roman" w:cs="Times New Roman"/>
+                <w:color w:val="000000"/>
+                <w:kern w:val="0"/>
+                <w:sz w:val="18"/>
+                <w:szCs w:val="18"/>
+                <w14:ligatures w14:val="none"/>
+              </w:rPr>
+            </w:pPr>
+            <w:r>
+              <w:rPr>
+                <w:rFonts w:eastAsia="Times New Roman" w:cs="Times New Roman"/>
                 <w:color w:val="000000"/>
                 <w:kern w:val="0"/>
                 <w:sz w:val="18"/>
@@ -2174,7 +2081,7 @@
             </w:r>
             <w:r>
               <w:rPr>
-                <w:rFonts w:ascii="Aptos Narrow" w:eastAsia="Times New Roman" w:hAnsi="Aptos Narrow" w:cs="Times New Roman"/>
+                <w:rFonts w:eastAsia="Times New Roman" w:cs="Times New Roman"/>
                 <w:color w:val="000000"/>
                 <w:kern w:val="0"/>
                 <w:sz w:val="18"/>
@@ -2185,7 +2092,7 @@
             </w:r>
             <w:r>
               <w:rPr>
-                <w:rFonts w:ascii="Times New Roman" w:eastAsia="Times New Roman" w:hAnsi="Times New Roman" w:cs="Times New Roman"/>
+                <w:rFonts w:eastAsia="Times New Roman" w:cs="Times New Roman"/>
                 <w:color w:val="000000"/>
                 <w:kern w:val="0"/>
                 <w:sz w:val="18"/>
@@ -2196,7 +2103,7 @@
             </w:r>
             <w:r>
               <w:rPr>
-                <w:rFonts w:ascii="Aptos Narrow" w:eastAsia="Times New Roman" w:hAnsi="Aptos Narrow" w:cs="Times New Roman"/>
+                <w:rFonts w:eastAsia="Times New Roman" w:cs="Times New Roman"/>
                 <w:color w:val="000000"/>
                 <w:kern w:val="0"/>
                 <w:sz w:val="18"/>
@@ -2234,31 +2141,7 @@
                 <w:szCs w:val="18"/>
                 <w14:ligatures w14:val="none"/>
               </w:rPr>
-              <w:t>C</w:t>
-            </w:r>
-            <w:proofErr w:type="gramStart"/>
-            <w:r>
-              <w:rPr>
-                <w:rFonts w:ascii="Aptos Narrow" w:eastAsia="Times New Roman" w:hAnsi="Aptos Narrow" w:cs="Times New Roman"/>
-                <w:color w:val="000000"/>
-                <w:kern w:val="0"/>
-                <w:sz w:val="18"/>
-                <w:szCs w:val="18"/>
-                <w14:ligatures w14:val="none"/>
-              </w:rPr>
-              <w:t>4,C</w:t>
-            </w:r>
-            <w:proofErr w:type="gramEnd"/>
-            <w:r>
-              <w:rPr>
-                <w:rFonts w:ascii="Aptos Narrow" w:eastAsia="Times New Roman" w:hAnsi="Aptos Narrow" w:cs="Times New Roman"/>
-                <w:color w:val="000000"/>
-                <w:kern w:val="0"/>
-                <w:sz w:val="18"/>
-                <w:szCs w:val="18"/>
-                <w14:ligatures w14:val="none"/>
-              </w:rPr>
-              <w:t>5</w:t>
+              <w:t>C4,C5</w:t>
             </w:r>
           </w:p>
         </w:tc>
@@ -2349,7 +2232,7 @@
                 <w14:ligatures w14:val="none"/>
               </w:rPr>
             </w:pPr>
-            <w:hyperlink r:id="rId6" w:history="1">
+            <w:hyperlink r:id="rId10" w:history="1">
               <w:r>
                 <w:rPr>
                   <w:rStyle w:val="Hyperlink"/>
@@ -2384,7 +2267,6 @@
               </w:rPr>
               <w:t>(</w:t>
             </w:r>
-            <w:proofErr w:type="spellStart"/>
             <w:r>
               <w:rPr>
                 <w:rFonts w:ascii="Aptos Narrow" w:eastAsia="Times New Roman" w:hAnsi="Aptos Narrow" w:cs="Times New Roman"/>
@@ -2396,7 +2278,6 @@
               </w:rPr>
               <w:t>STMicro</w:t>
             </w:r>
-            <w:proofErr w:type="spellEnd"/>
             <w:r>
               <w:rPr>
                 <w:rFonts w:ascii="Aptos Narrow" w:eastAsia="Times New Roman" w:hAnsi="Aptos Narrow" w:cs="Times New Roman"/>
@@ -2591,7 +2472,7 @@
                 <w14:ligatures w14:val="none"/>
               </w:rPr>
             </w:pPr>
-            <w:hyperlink r:id="rId7" w:history="1">
+            <w:hyperlink r:id="rId11" w:history="1">
               <w:r>
                 <w:rPr>
                   <w:rStyle w:val="Hyperlink"/>
@@ -2646,7 +2527,6 @@
               </w:rPr>
               <w:t>1x6 Wire terminal (</w:t>
             </w:r>
-            <w:proofErr w:type="spellStart"/>
             <w:r>
               <w:rPr>
                 <w:rFonts w:ascii="Aptos Narrow" w:eastAsia="Times New Roman" w:hAnsi="Aptos Narrow" w:cs="Times New Roman"/>
@@ -2689,19 +2569,7 @@
                 <w:szCs w:val="18"/>
                 <w14:ligatures w14:val="none"/>
               </w:rPr>
-              <w:t>l</w:t>
-            </w:r>
-            <w:proofErr w:type="spellEnd"/>
-            <w:r>
-              <w:rPr>
-                <w:rFonts w:ascii="Aptos Narrow" w:eastAsia="Times New Roman" w:hAnsi="Aptos Narrow" w:cs="Times New Roman"/>
-                <w:color w:val="000000"/>
-                <w:kern w:val="0"/>
-                <w:sz w:val="18"/>
-                <w:szCs w:val="18"/>
-                <w14:ligatures w14:val="none"/>
-              </w:rPr>
-              <w:t>)</w:t>
+              <w:t>l)</w:t>
             </w:r>
           </w:p>
         </w:tc>
@@ -2843,7 +2711,7 @@
                 <w14:ligatures w14:val="none"/>
               </w:rPr>
             </w:pPr>
-            <w:hyperlink r:id="rId8" w:history="1">
+            <w:hyperlink r:id="rId12" w:history="1">
               <w:r>
                 <w:rPr>
                   <w:rStyle w:val="Hyperlink"/>
@@ -2910,37 +2778,27 @@
             <w:pPr>
               <w:cnfStyle w:val="000000000000" w:firstRow="0" w:lastRow="0" w:firstColumn="0" w:lastColumn="0" w:oddVBand="0" w:evenVBand="0" w:oddHBand="0" w:evenHBand="0" w:firstRowFirstColumn="0" w:firstRowLastColumn="0" w:lastRowFirstColumn="0" w:lastRowLastColumn="0"/>
               <w:rPr>
-                <w:rFonts w:ascii="Aptos Narrow" w:eastAsia="Times New Roman" w:hAnsi="Aptos Narrow" w:cs="Times New Roman"/>
-                <w:color w:val="000000"/>
-                <w:kern w:val="0"/>
-                <w:sz w:val="18"/>
-                <w:szCs w:val="18"/>
-                <w14:ligatures w14:val="none"/>
-              </w:rPr>
-            </w:pPr>
-            <w:r>
-              <w:rPr>
-                <w:rFonts w:ascii="Times New Roman" w:eastAsia="Times New Roman" w:hAnsi="Times New Roman" w:cs="Times New Roman"/>
-                <w:kern w:val="0"/>
-                <w:sz w:val="18"/>
-                <w:szCs w:val="18"/>
-                <w14:ligatures w14:val="none"/>
-              </w:rPr>
-              <w:t>1</w:t>
-            </w:r>
-            <w:r>
-              <w:rPr>
-                <w:rFonts w:ascii="Times New Roman" w:eastAsia="Times New Roman" w:hAnsi="Times New Roman" w:cs="Times New Roman"/>
-                <w:kern w:val="0"/>
-                <w:sz w:val="18"/>
-                <w:szCs w:val="18"/>
-                <w14:ligatures w14:val="none"/>
-              </w:rPr>
-              <w:t xml:space="preserve">K </w:t>
-            </w:r>
-            <w:r>
-              <w:rPr>
-                <w:rFonts w:ascii="Times New Roman" w:eastAsia="Times New Roman" w:hAnsi="Times New Roman" w:cs="Times New Roman"/>
+                <w:rFonts w:eastAsia="Times New Roman" w:cs="Times New Roman"/>
+                <w:color w:val="000000"/>
+                <w:kern w:val="0"/>
+                <w:sz w:val="18"/>
+                <w:szCs w:val="18"/>
+                <w14:ligatures w14:val="none"/>
+              </w:rPr>
+            </w:pPr>
+            <w:r>
+              <w:rPr>
+                <w:rFonts w:eastAsia="Times New Roman" w:cs="Times New Roman"/>
+                <w:kern w:val="0"/>
+                <w:sz w:val="18"/>
+                <w:szCs w:val="18"/>
+                <w14:ligatures w14:val="none"/>
+              </w:rPr>
+              <w:t>1K</w:t>
+            </w:r>
+            <w:r>
+              <w:rPr>
+                <w:rFonts w:eastAsia="Times New Roman" w:cs="Times New Roman"/>
                 <w:kern w:val="0"/>
                 <w:sz w:val="18"/>
                 <w:szCs w:val="18"/>
@@ -3078,7 +2936,18 @@
                 <w:szCs w:val="18"/>
                 <w14:ligatures w14:val="none"/>
               </w:rPr>
-              <w:t>RES470</w:t>
+              <w:t>RES</w:t>
+            </w:r>
+            <w:r>
+              <w:rPr>
+                <w:rFonts w:ascii="Aptos Narrow" w:eastAsia="Times New Roman" w:hAnsi="Aptos Narrow" w:cs="Times New Roman"/>
+                <w:color w:val="000000"/>
+                <w:kern w:val="0"/>
+                <w:sz w:val="18"/>
+                <w:szCs w:val="18"/>
+                <w14:ligatures w14:val="none"/>
+              </w:rPr>
+              <w:t>1K</w:t>
             </w:r>
           </w:p>
         </w:tc>
@@ -3100,29 +2969,16 @@
                 <w14:ligatures w14:val="none"/>
               </w:rPr>
             </w:pPr>
-            <w:proofErr w:type="spellStart"/>
-            <w:r>
-              <w:rPr>
-                <w:rFonts w:ascii="Aptos Narrow" w:eastAsia="Times New Roman" w:hAnsi="Aptos Narrow" w:cs="Times New Roman"/>
-                <w:color w:val="000000"/>
-                <w:kern w:val="0"/>
-                <w:sz w:val="18"/>
-                <w:szCs w:val="18"/>
-                <w14:ligatures w14:val="none"/>
-              </w:rPr>
-              <w:t>Résistance</w:t>
-            </w:r>
-            <w:proofErr w:type="spellEnd"/>
-            <w:r>
-              <w:rPr>
-                <w:rFonts w:ascii="Aptos Narrow" w:eastAsia="Times New Roman" w:hAnsi="Aptos Narrow" w:cs="Times New Roman"/>
-                <w:color w:val="000000"/>
-                <w:kern w:val="0"/>
-                <w:sz w:val="18"/>
-                <w:szCs w:val="18"/>
-                <w14:ligatures w14:val="none"/>
-              </w:rPr>
-              <w:t xml:space="preserve"> 1/4Watt</w:t>
+            <w:r>
+              <w:rPr>
+                <w:rFonts w:ascii="Aptos Narrow" w:eastAsia="Times New Roman" w:hAnsi="Aptos Narrow" w:cs="Times New Roman"/>
+                <w:color w:val="000000"/>
+                <w:kern w:val="0"/>
+                <w:sz w:val="18"/>
+                <w:szCs w:val="18"/>
+                <w14:ligatures w14:val="none"/>
+              </w:rPr>
+              <w:t>Résistance 1/4Watt</w:t>
             </w:r>
           </w:p>
         </w:tc>
@@ -3136,16 +2992,16 @@
             <w:pPr>
               <w:cnfStyle w:val="000000100000" w:firstRow="0" w:lastRow="0" w:firstColumn="0" w:lastColumn="0" w:oddVBand="0" w:evenVBand="0" w:oddHBand="1" w:evenHBand="0" w:firstRowFirstColumn="0" w:firstRowLastColumn="0" w:lastRowFirstColumn="0" w:lastRowLastColumn="0"/>
               <w:rPr>
-                <w:rFonts w:ascii="Times New Roman" w:eastAsia="Times New Roman" w:hAnsi="Times New Roman" w:cs="Times New Roman"/>
-                <w:kern w:val="0"/>
-                <w:sz w:val="18"/>
-                <w:szCs w:val="18"/>
-                <w14:ligatures w14:val="none"/>
-              </w:rPr>
-            </w:pPr>
-            <w:r>
-              <w:rPr>
-                <w:rFonts w:ascii="Aptos Narrow" w:eastAsia="Times New Roman" w:hAnsi="Aptos Narrow" w:cs="Times New Roman"/>
+                <w:rFonts w:eastAsia="Times New Roman" w:cs="Times New Roman"/>
+                <w:kern w:val="0"/>
+                <w:sz w:val="18"/>
+                <w:szCs w:val="18"/>
+                <w14:ligatures w14:val="none"/>
+              </w:rPr>
+            </w:pPr>
+            <w:r>
+              <w:rPr>
+                <w:rFonts w:eastAsia="Times New Roman" w:cs="Times New Roman"/>
                 <w:color w:val="000000"/>
                 <w:kern w:val="0"/>
                 <w:sz w:val="18"/>
@@ -3156,7 +3012,7 @@
             </w:r>
             <w:r>
               <w:rPr>
-                <w:rFonts w:ascii="Times New Roman" w:eastAsia="Times New Roman" w:hAnsi="Times New Roman" w:cs="Times New Roman"/>
+                <w:rFonts w:eastAsia="Times New Roman" w:cs="Times New Roman"/>
                 <w:kern w:val="0"/>
                 <w:sz w:val="18"/>
                 <w:szCs w:val="18"/>
@@ -3193,31 +3049,7 @@
                 <w:szCs w:val="18"/>
                 <w14:ligatures w14:val="none"/>
               </w:rPr>
-              <w:t>R</w:t>
-            </w:r>
-            <w:proofErr w:type="gramStart"/>
-            <w:r>
-              <w:rPr>
-                <w:rFonts w:ascii="Aptos Narrow" w:eastAsia="Times New Roman" w:hAnsi="Aptos Narrow" w:cs="Times New Roman"/>
-                <w:color w:val="000000"/>
-                <w:kern w:val="0"/>
-                <w:sz w:val="18"/>
-                <w:szCs w:val="18"/>
-                <w14:ligatures w14:val="none"/>
-              </w:rPr>
-              <w:t>2,R</w:t>
-            </w:r>
-            <w:proofErr w:type="gramEnd"/>
-            <w:r>
-              <w:rPr>
-                <w:rFonts w:ascii="Aptos Narrow" w:eastAsia="Times New Roman" w:hAnsi="Aptos Narrow" w:cs="Times New Roman"/>
-                <w:color w:val="000000"/>
-                <w:kern w:val="0"/>
-                <w:sz w:val="18"/>
-                <w:szCs w:val="18"/>
-                <w14:ligatures w14:val="none"/>
-              </w:rPr>
-              <w:t>5</w:t>
+              <w:t>R2,R5</w:t>
             </w:r>
           </w:p>
         </w:tc>
@@ -3317,7 +3149,29 @@
                 <w:szCs w:val="18"/>
                 <w14:ligatures w14:val="none"/>
               </w:rPr>
-              <w:t>RES10K</w:t>
+              <w:t>RES</w:t>
+            </w:r>
+            <w:r>
+              <w:rPr>
+                <w:rFonts w:ascii="Aptos Narrow" w:eastAsia="Times New Roman" w:hAnsi="Aptos Narrow" w:cs="Times New Roman"/>
+                <w:color w:val="000000"/>
+                <w:kern w:val="0"/>
+                <w:sz w:val="18"/>
+                <w:szCs w:val="18"/>
+                <w14:ligatures w14:val="none"/>
+              </w:rPr>
+              <w:t>1</w:t>
+            </w:r>
+            <w:r>
+              <w:rPr>
+                <w:rFonts w:ascii="Aptos Narrow" w:eastAsia="Times New Roman" w:hAnsi="Aptos Narrow" w:cs="Times New Roman"/>
+                <w:color w:val="000000"/>
+                <w:kern w:val="0"/>
+                <w:sz w:val="18"/>
+                <w:szCs w:val="18"/>
+                <w14:ligatures w14:val="none"/>
+              </w:rPr>
+              <w:t>K</w:t>
             </w:r>
           </w:p>
         </w:tc>
@@ -3339,29 +3193,16 @@
                 <w14:ligatures w14:val="none"/>
               </w:rPr>
             </w:pPr>
-            <w:proofErr w:type="spellStart"/>
-            <w:r>
-              <w:rPr>
-                <w:rFonts w:ascii="Aptos Narrow" w:eastAsia="Times New Roman" w:hAnsi="Aptos Narrow" w:cs="Times New Roman"/>
-                <w:color w:val="000000"/>
-                <w:kern w:val="0"/>
-                <w:sz w:val="18"/>
-                <w:szCs w:val="18"/>
-                <w14:ligatures w14:val="none"/>
-              </w:rPr>
-              <w:t>Résistance</w:t>
-            </w:r>
-            <w:proofErr w:type="spellEnd"/>
-            <w:r>
-              <w:rPr>
-                <w:rFonts w:ascii="Aptos Narrow" w:eastAsia="Times New Roman" w:hAnsi="Aptos Narrow" w:cs="Times New Roman"/>
-                <w:color w:val="000000"/>
-                <w:kern w:val="0"/>
-                <w:sz w:val="18"/>
-                <w:szCs w:val="18"/>
-                <w14:ligatures w14:val="none"/>
-              </w:rPr>
-              <w:t xml:space="preserve"> 1/4Watt</w:t>
+            <w:r>
+              <w:rPr>
+                <w:rFonts w:ascii="Aptos Narrow" w:eastAsia="Times New Roman" w:hAnsi="Aptos Narrow" w:cs="Times New Roman"/>
+                <w:color w:val="000000"/>
+                <w:kern w:val="0"/>
+                <w:sz w:val="18"/>
+                <w:szCs w:val="18"/>
+                <w14:ligatures w14:val="none"/>
+              </w:rPr>
+              <w:t>Résistance 1/4Watt</w:t>
             </w:r>
           </w:p>
         </w:tc>
@@ -3375,26 +3216,36 @@
             <w:pPr>
               <w:cnfStyle w:val="000000000000" w:firstRow="0" w:lastRow="0" w:firstColumn="0" w:lastColumn="0" w:oddVBand="0" w:evenVBand="0" w:oddHBand="0" w:evenHBand="0" w:firstRowFirstColumn="0" w:firstRowLastColumn="0" w:lastRowFirstColumn="0" w:lastRowLastColumn="0"/>
               <w:rPr>
-                <w:rFonts w:ascii="Times New Roman" w:eastAsia="Times New Roman" w:hAnsi="Times New Roman" w:cs="Times New Roman"/>
-                <w:kern w:val="0"/>
-                <w:sz w:val="18"/>
-                <w:szCs w:val="18"/>
-                <w14:ligatures w14:val="none"/>
-              </w:rPr>
-            </w:pPr>
-            <w:r>
-              <w:rPr>
-                <w:rFonts w:ascii="Times New Roman" w:eastAsia="Times New Roman" w:hAnsi="Times New Roman" w:cs="Times New Roman"/>
-                <w:kern w:val="0"/>
-                <w:sz w:val="18"/>
-                <w:szCs w:val="18"/>
-                <w14:ligatures w14:val="none"/>
-              </w:rPr>
-              <w:t>10K</w:t>
-            </w:r>
-            <w:r>
-              <w:rPr>
-                <w:rFonts w:ascii="Times New Roman" w:eastAsia="Times New Roman" w:hAnsi="Times New Roman" w:cs="Times New Roman"/>
+                <w:rFonts w:eastAsia="Times New Roman" w:cs="Times New Roman"/>
+                <w:kern w:val="0"/>
+                <w:sz w:val="18"/>
+                <w:szCs w:val="18"/>
+                <w14:ligatures w14:val="none"/>
+              </w:rPr>
+            </w:pPr>
+            <w:r>
+              <w:rPr>
+                <w:rFonts w:eastAsia="Times New Roman" w:cs="Times New Roman"/>
+                <w:kern w:val="0"/>
+                <w:sz w:val="18"/>
+                <w:szCs w:val="18"/>
+                <w14:ligatures w14:val="none"/>
+              </w:rPr>
+              <w:t>1</w:t>
+            </w:r>
+            <w:r>
+              <w:rPr>
+                <w:rFonts w:eastAsia="Times New Roman" w:cs="Times New Roman"/>
+                <w:kern w:val="0"/>
+                <w:sz w:val="18"/>
+                <w:szCs w:val="18"/>
+                <w14:ligatures w14:val="none"/>
+              </w:rPr>
+              <w:t>K</w:t>
+            </w:r>
+            <w:r>
+              <w:rPr>
+                <w:rFonts w:eastAsia="Times New Roman" w:cs="Times New Roman"/>
                 <w:kern w:val="0"/>
                 <w:sz w:val="18"/>
                 <w:szCs w:val="18"/>
@@ -3404,7 +3255,7 @@
             </w:r>
             <w:r>
               <w:rPr>
-                <w:rFonts w:ascii="Times New Roman" w:eastAsia="Times New Roman" w:hAnsi="Times New Roman" w:cs="Times New Roman"/>
+                <w:rFonts w:eastAsia="Times New Roman" w:cs="Times New Roman"/>
                 <w:kern w:val="0"/>
                 <w:sz w:val="18"/>
                 <w:szCs w:val="18"/>
@@ -3441,31 +3292,7 @@
                 <w:szCs w:val="18"/>
                 <w14:ligatures w14:val="none"/>
               </w:rPr>
-              <w:t>R</w:t>
-            </w:r>
-            <w:proofErr w:type="gramStart"/>
-            <w:r>
-              <w:rPr>
-                <w:rFonts w:ascii="Aptos Narrow" w:eastAsia="Times New Roman" w:hAnsi="Aptos Narrow" w:cs="Times New Roman"/>
-                <w:color w:val="000000"/>
-                <w:kern w:val="0"/>
-                <w:sz w:val="18"/>
-                <w:szCs w:val="18"/>
-                <w14:ligatures w14:val="none"/>
-              </w:rPr>
-              <w:t>3,R</w:t>
-            </w:r>
-            <w:proofErr w:type="gramEnd"/>
-            <w:r>
-              <w:rPr>
-                <w:rFonts w:ascii="Aptos Narrow" w:eastAsia="Times New Roman" w:hAnsi="Aptos Narrow" w:cs="Times New Roman"/>
-                <w:color w:val="000000"/>
-                <w:kern w:val="0"/>
-                <w:sz w:val="18"/>
-                <w:szCs w:val="18"/>
-                <w14:ligatures w14:val="none"/>
-              </w:rPr>
-              <w:t>4</w:t>
+              <w:t>R3,R4</w:t>
             </w:r>
           </w:p>
         </w:tc>
@@ -3557,7 +3384,7 @@
                 <w14:ligatures w14:val="none"/>
               </w:rPr>
             </w:pPr>
-            <w:hyperlink r:id="rId9" w:history="1">
+            <w:hyperlink r:id="rId13" w:history="1">
               <w:r>
                 <w:rPr>
                   <w:rStyle w:val="Hyperlink"/>
@@ -3601,29 +3428,16 @@
                 <w14:ligatures w14:val="none"/>
               </w:rPr>
             </w:pPr>
-            <w:proofErr w:type="spellStart"/>
-            <w:r>
-              <w:rPr>
-                <w:rFonts w:ascii="Aptos Narrow" w:eastAsia="Times New Roman" w:hAnsi="Aptos Narrow" w:cs="Times New Roman"/>
-                <w:color w:val="000000"/>
-                <w:kern w:val="0"/>
-                <w:sz w:val="18"/>
-                <w:szCs w:val="18"/>
-                <w14:ligatures w14:val="none"/>
-              </w:rPr>
-              <w:t>Résistance</w:t>
-            </w:r>
-            <w:proofErr w:type="spellEnd"/>
-            <w:r>
-              <w:rPr>
-                <w:rFonts w:ascii="Aptos Narrow" w:eastAsia="Times New Roman" w:hAnsi="Aptos Narrow" w:cs="Times New Roman"/>
-                <w:color w:val="000000"/>
-                <w:kern w:val="0"/>
-                <w:sz w:val="18"/>
-                <w:szCs w:val="18"/>
-                <w14:ligatures w14:val="none"/>
-              </w:rPr>
-              <w:t xml:space="preserve"> </w:t>
+            <w:r>
+              <w:rPr>
+                <w:rFonts w:ascii="Aptos Narrow" w:eastAsia="Times New Roman" w:hAnsi="Aptos Narrow" w:cs="Times New Roman"/>
+                <w:color w:val="000000"/>
+                <w:kern w:val="0"/>
+                <w:sz w:val="18"/>
+                <w:szCs w:val="18"/>
+                <w14:ligatures w14:val="none"/>
+              </w:rPr>
+              <w:t xml:space="preserve">Résistance </w:t>
             </w:r>
             <w:r>
               <w:rPr>
@@ -3659,17 +3473,17 @@
             <w:pPr>
               <w:cnfStyle w:val="000000100000" w:firstRow="0" w:lastRow="0" w:firstColumn="0" w:lastColumn="0" w:oddVBand="0" w:evenVBand="0" w:oddHBand="1" w:evenHBand="0" w:firstRowFirstColumn="0" w:firstRowLastColumn="0" w:lastRowFirstColumn="0" w:lastRowLastColumn="0"/>
               <w:rPr>
-                <w:rFonts w:ascii="Aptos Narrow" w:eastAsia="Times New Roman" w:hAnsi="Aptos Narrow" w:cs="Times New Roman"/>
-                <w:color w:val="000000"/>
-                <w:kern w:val="0"/>
-                <w:sz w:val="18"/>
-                <w:szCs w:val="18"/>
-                <w14:ligatures w14:val="none"/>
-              </w:rPr>
-            </w:pPr>
-            <w:r>
-              <w:rPr>
-                <w:rFonts w:ascii="Aptos Narrow" w:eastAsia="Times New Roman" w:hAnsi="Aptos Narrow" w:cs="Times New Roman"/>
+                <w:rFonts w:eastAsia="Times New Roman" w:cs="Times New Roman"/>
+                <w:color w:val="000000"/>
+                <w:kern w:val="0"/>
+                <w:sz w:val="18"/>
+                <w:szCs w:val="18"/>
+                <w14:ligatures w14:val="none"/>
+              </w:rPr>
+            </w:pPr>
+            <w:r>
+              <w:rPr>
+                <w:rFonts w:eastAsia="Times New Roman" w:cs="Times New Roman"/>
                 <w:color w:val="000000"/>
                 <w:kern w:val="0"/>
                 <w:sz w:val="18"/>
@@ -3680,7 +3494,7 @@
             </w:r>
             <w:r>
               <w:rPr>
-                <w:rFonts w:ascii="Times New Roman" w:eastAsia="Times New Roman" w:hAnsi="Times New Roman" w:cs="Times New Roman"/>
+                <w:rFonts w:eastAsia="Times New Roman" w:cs="Times New Roman"/>
                 <w:kern w:val="0"/>
                 <w:sz w:val="18"/>
                 <w:szCs w:val="18"/>
@@ -3850,7 +3664,6 @@
               </w:rPr>
               <w:t>1x6 PIC header (</w:t>
             </w:r>
-            <w:proofErr w:type="spellStart"/>
             <w:r>
               <w:rPr>
                 <w:rFonts w:ascii="Aptos Narrow" w:eastAsia="Times New Roman" w:hAnsi="Aptos Narrow" w:cs="Times New Roman"/>
@@ -3915,19 +3728,7 @@
                 <w:szCs w:val="18"/>
                 <w14:ligatures w14:val="none"/>
               </w:rPr>
-              <w:t>l</w:t>
-            </w:r>
-            <w:proofErr w:type="spellEnd"/>
-            <w:r>
-              <w:rPr>
-                <w:rFonts w:ascii="Aptos Narrow" w:eastAsia="Times New Roman" w:hAnsi="Aptos Narrow" w:cs="Times New Roman"/>
-                <w:color w:val="000000"/>
-                <w:kern w:val="0"/>
-                <w:sz w:val="18"/>
-                <w:szCs w:val="18"/>
-                <w14:ligatures w14:val="none"/>
-              </w:rPr>
-              <w:t>)</w:t>
+              <w:t>l)</w:t>
             </w:r>
           </w:p>
         </w:tc>
@@ -4081,7 +3882,7 @@
                 <w14:ligatures w14:val="none"/>
               </w:rPr>
             </w:pPr>
-            <w:hyperlink r:id="rId10" w:history="1">
+            <w:hyperlink r:id="rId14" w:history="1">
               <w:r>
                 <w:rPr>
                   <w:rStyle w:val="Hyperlink"/>
@@ -4276,7 +4077,7 @@
                 <w14:ligatures w14:val="none"/>
               </w:rPr>
             </w:pPr>
-            <w:hyperlink r:id="rId11" w:history="1">
+            <w:hyperlink r:id="rId15" w:history="1">
               <w:r>
                 <w:rPr>
                   <w:rStyle w:val="Hyperlink"/>
@@ -4483,7 +4284,7 @@
                 <w14:ligatures w14:val="none"/>
               </w:rPr>
             </w:pPr>
-            <w:hyperlink r:id="rId12" w:history="1">
+            <w:hyperlink r:id="rId16" w:history="1">
               <w:r>
                 <w:rPr>
                   <w:rStyle w:val="Hyperlink"/>
@@ -4729,19 +4530,7 @@
                 <w:szCs w:val="18"/>
                 <w14:ligatures w14:val="none"/>
               </w:rPr>
-              <w:t>UART 1x4 Header (</w:t>
-            </w:r>
-            <w:proofErr w:type="spellStart"/>
-            <w:r>
-              <w:rPr>
-                <w:rFonts w:ascii="Aptos Narrow" w:eastAsia="Times New Roman" w:hAnsi="Aptos Narrow" w:cs="Times New Roman"/>
-                <w:color w:val="000000"/>
-                <w:kern w:val="0"/>
-                <w:sz w:val="18"/>
-                <w:szCs w:val="18"/>
-                <w14:ligatures w14:val="none"/>
-              </w:rPr>
-              <w:t>Option</w:t>
+              <w:t>UART 1x4 Header (Option</w:t>
             </w:r>
             <w:r>
               <w:rPr>
@@ -4763,19 +4552,7 @@
                 <w:szCs w:val="18"/>
                 <w14:ligatures w14:val="none"/>
               </w:rPr>
-              <w:t>l</w:t>
-            </w:r>
-            <w:proofErr w:type="spellEnd"/>
-            <w:r>
-              <w:rPr>
-                <w:rFonts w:ascii="Aptos Narrow" w:eastAsia="Times New Roman" w:hAnsi="Aptos Narrow" w:cs="Times New Roman"/>
-                <w:color w:val="000000"/>
-                <w:kern w:val="0"/>
-                <w:sz w:val="18"/>
-                <w:szCs w:val="18"/>
-                <w14:ligatures w14:val="none"/>
-              </w:rPr>
-              <w:t>)</w:t>
+              <w:t>l)</w:t>
             </w:r>
           </w:p>
         </w:tc>
@@ -4980,19 +4757,7 @@
                 <w:szCs w:val="18"/>
                 <w14:ligatures w14:val="none"/>
               </w:rPr>
-              <w:t>i2c header (</w:t>
-            </w:r>
-            <w:proofErr w:type="spellStart"/>
-            <w:r>
-              <w:rPr>
-                <w:rFonts w:ascii="Aptos Narrow" w:eastAsia="Times New Roman" w:hAnsi="Aptos Narrow" w:cs="Times New Roman"/>
-                <w:color w:val="000000"/>
-                <w:kern w:val="0"/>
-                <w:sz w:val="18"/>
-                <w:szCs w:val="18"/>
-                <w14:ligatures w14:val="none"/>
-              </w:rPr>
-              <w:t>option</w:t>
+              <w:t>i2c header (option</w:t>
             </w:r>
             <w:r>
               <w:rPr>
@@ -5005,7 +4770,6 @@
               </w:rPr>
               <w:t>nel</w:t>
             </w:r>
-            <w:proofErr w:type="spellEnd"/>
             <w:r>
               <w:rPr>
                 <w:rFonts w:ascii="Aptos Narrow" w:eastAsia="Times New Roman" w:hAnsi="Aptos Narrow" w:cs="Times New Roman"/>
@@ -5362,7 +5126,7 @@
                 <w14:ligatures w14:val="none"/>
               </w:rPr>
             </w:pPr>
-            <w:hyperlink r:id="rId13" w:history="1">
+            <w:hyperlink r:id="rId17" w:history="1">
               <w:r>
                 <w:rPr>
                   <w:rStyle w:val="Hyperlink"/>
@@ -5547,23 +5311,7 @@
           <w:sz w:val="24"/>
           <w:szCs w:val="24"/>
         </w:rPr>
-        <w:t xml:space="preserve">: </w:t>
-      </w:r>
-      <w:proofErr w:type="spellStart"/>
-      <w:r>
-        <w:rPr>
-          <w:sz w:val="24"/>
-          <w:szCs w:val="24"/>
-        </w:rPr>
-        <w:t>Pièces</w:t>
-      </w:r>
-      <w:proofErr w:type="spellEnd"/>
-      <w:r>
-        <w:rPr>
-          <w:sz w:val="24"/>
-          <w:szCs w:val="24"/>
-        </w:rPr>
-        <w:t xml:space="preserve"> pour assemblage</w:t>
+        <w:t>: Pièces pour assemblage</w:t>
       </w:r>
       <w:bookmarkEnd w:id="5"/>
     </w:p>
@@ -5598,21 +5346,7 @@
         <w:rPr>
           <w:lang w:val="fr-CA"/>
         </w:rPr>
-        <w:t xml:space="preserve"> (Tone </w:t>
-      </w:r>
-      <w:proofErr w:type="spellStart"/>
-      <w:r>
-        <w:rPr>
-          <w:lang w:val="fr-CA"/>
-        </w:rPr>
-        <w:t>Disable</w:t>
-      </w:r>
-      <w:proofErr w:type="spellEnd"/>
-      <w:r>
-        <w:rPr>
-          <w:lang w:val="fr-CA"/>
-        </w:rPr>
-        <w:t>) afin d’éviter que le signal soit activé lorsque l’entrée n’est pas utilisée. Une résistance de 10K</w:t>
+        <w:t xml:space="preserve"> (Tone Disable) afin d’éviter que le signal soit activé lorsque l’entrée n’est pas utilisée. Une résistance de 10K</w:t>
       </w:r>
       <w:r>
         <w:t>Ω</w:t>
@@ -6034,7 +5768,7 @@
                     <pic:cNvPicPr/>
                   </pic:nvPicPr>
                   <pic:blipFill>
-                    <a:blip r:embed="rId14" cstate="print">
+                    <a:blip r:embed="rId18" cstate="print">
                       <a:extLst>
                         <a:ext uri="{28A0092B-C50C-407E-A947-70E740481C1C}">
                           <a14:useLocalDpi xmlns:a14="http://schemas.microsoft.com/office/drawing/2010/main" val="0"/>
@@ -6087,7 +5821,7 @@
                     <pic:cNvPicPr/>
                   </pic:nvPicPr>
                   <pic:blipFill>
-                    <a:blip r:embed="rId15"/>
+                    <a:blip r:embed="rId19"/>
                     <a:stretch>
                       <a:fillRect/>
                     </a:stretch>
@@ -6246,7 +5980,7 @@
                     <pic:cNvPicPr/>
                   </pic:nvPicPr>
                   <pic:blipFill>
-                    <a:blip r:embed="rId16"/>
+                    <a:blip r:embed="rId20"/>
                     <a:stretch>
                       <a:fillRect/>
                     </a:stretch>
@@ -6415,13 +6149,6 @@
         </w:rPr>
         <w:fldChar w:fldCharType="end"/>
       </w:r>
-    </w:p>
-    <w:p>
-      <w:pPr>
-        <w:rPr>
-          <w:lang w:val="fr-CA"/>
-        </w:rPr>
-      </w:pPr>
     </w:p>
     <w:p>
       <w:pPr>
@@ -6873,7 +6600,7 @@
                     <pic:cNvPicPr/>
                   </pic:nvPicPr>
                   <pic:blipFill>
-                    <a:blip r:embed="rId16"/>
+                    <a:blip r:embed="rId20"/>
                     <a:stretch>
                       <a:fillRect/>
                     </a:stretch>
@@ -7332,7 +7059,7 @@
                     <pic:cNvPicPr/>
                   </pic:nvPicPr>
                   <pic:blipFill>
-                    <a:blip r:embed="rId16"/>
+                    <a:blip r:embed="rId20"/>
                     <a:stretch>
                       <a:fillRect/>
                     </a:stretch>
@@ -7422,10 +7149,77 @@
     </w:p>
     <w:p>
       <w:pPr>
-        <w:rPr>
+        <w:pStyle w:val="IntenseQuote"/>
+        <w:rPr>
+          <w:b/>
+          <w:bCs/>
           <w:lang w:val="fr-CA"/>
         </w:rPr>
       </w:pPr>
+      <w:r>
+        <w:rPr>
+          <w:rStyle w:val="IntenseEmphasis"/>
+          <w:b/>
+          <w:bCs/>
+          <w:lang w:val="fr-CA"/>
+        </w:rPr>
+        <w:t>ATTENTION</w:t>
+      </w:r>
+      <w:r>
+        <w:rPr>
+          <w:rStyle w:val="IntenseEmphasis"/>
+          <w:b/>
+          <w:bCs/>
+          <w:lang w:val="fr-CA"/>
+        </w:rPr>
+        <w:t xml:space="preserve"> </w:t>
+      </w:r>
+    </w:p>
+    <w:p>
+      <w:pPr>
+        <w:rPr>
+          <w:lang w:val="fr-CA"/>
+        </w:rPr>
+      </w:pPr>
+      <w:r>
+        <w:rPr>
+          <w:lang w:val="fr-CA"/>
+        </w:rPr>
+        <w:t>Si le cavalier est installé comme illustré sur la Figure 4, il est impératif de s'assurer que la tension d'alimentation (Vin sur J1) </w:t>
+      </w:r>
+      <w:r>
+        <w:rPr>
+          <w:b/>
+          <w:bCs/>
+          <w:u w:val="single"/>
+          <w:lang w:val="fr-CA"/>
+        </w:rPr>
+        <w:t>ne dépasse pas 5 Volts</w:t>
+      </w:r>
+      <w:r>
+        <w:rPr>
+          <w:lang w:val="fr-CA"/>
+        </w:rPr>
+        <w:t>. Une tension supérieure </w:t>
+      </w:r>
+      <w:r>
+        <w:rPr>
+          <w:lang w:val="fr-CA"/>
+        </w:rPr>
+        <w:t>endommagerait</w:t>
+      </w:r>
+      <w:r>
+        <w:rPr>
+          <w:lang w:val="fr-CA"/>
+        </w:rPr>
+        <w:t xml:space="preserve"> le microcontrôleur de manière irréversible.</w:t>
+      </w:r>
+      <w:r>
+        <w:rPr>
+          <w:lang w:val="fr-CA"/>
+        </w:rPr>
+        <w:br w:type="page"/>
+      </w:r>
     </w:p>
     <w:p>
       <w:pPr>
@@ -7439,6 +7233,7 @@
         <w:rPr>
           <w:lang w:val="fr-CA"/>
         </w:rPr>
+        <w:lastRenderedPageBreak/>
         <w:t>Entrées/Sorties (Bornier J1)</w:t>
       </w:r>
       <w:bookmarkEnd w:id="12"/>
@@ -7591,14 +7386,12 @@
                 <w:lang w:val="fr-CA"/>
               </w:rPr>
             </w:pPr>
-            <w:proofErr w:type="spellStart"/>
             <w:r>
               <w:rPr>
                 <w:lang w:val="fr-CA"/>
               </w:rPr>
               <w:t>Gnd</w:t>
             </w:r>
-            <w:proofErr w:type="spellEnd"/>
           </w:p>
         </w:tc>
         <w:tc>
@@ -7818,21 +7611,7 @@
               <w:rPr>
                 <w:lang w:val="fr-CA"/>
               </w:rPr>
-              <w:t xml:space="preserve">« Tone </w:t>
-            </w:r>
-            <w:proofErr w:type="spellStart"/>
-            <w:r>
-              <w:rPr>
-                <w:lang w:val="fr-CA"/>
-              </w:rPr>
-              <w:t>Disable</w:t>
-            </w:r>
-            <w:proofErr w:type="spellEnd"/>
-            <w:r>
-              <w:rPr>
-                <w:lang w:val="fr-CA"/>
-              </w:rPr>
-              <w:t xml:space="preserve"> » (active bas). </w:t>
+              <w:t xml:space="preserve">« Tone Disable » (active bas). </w:t>
             </w:r>
           </w:p>
         </w:tc>
@@ -7928,18 +7707,9 @@
         <w:rPr>
           <w:lang w:val="fr-CA"/>
         </w:rPr>
-        <w:lastRenderedPageBreak/>
-        <w:t xml:space="preserve">Entrée Tone </w:t>
-      </w:r>
-      <w:proofErr w:type="spellStart"/>
-      <w:r>
-        <w:rPr>
-          <w:lang w:val="fr-CA"/>
-        </w:rPr>
-        <w:t>Disable</w:t>
+        <w:t>Entrée Tone Disable</w:t>
       </w:r>
       <w:bookmarkEnd w:id="13"/>
-      <w:proofErr w:type="spellEnd"/>
     </w:p>
     <w:p>
       <w:pPr>
@@ -7951,35 +7721,7 @@
         <w:rPr>
           <w:lang w:val="fr-CA"/>
         </w:rPr>
-        <w:t xml:space="preserve">Cette entrée sert à désactiver la génération du </w:t>
-      </w:r>
-      <w:proofErr w:type="spellStart"/>
-      <w:r>
-        <w:rPr>
-          <w:lang w:val="fr-CA"/>
-        </w:rPr>
-        <w:t>tone</w:t>
-      </w:r>
-      <w:proofErr w:type="spellEnd"/>
-      <w:r>
-        <w:rPr>
-          <w:lang w:val="fr-CA"/>
-        </w:rPr>
-        <w:t xml:space="preserve">. Lorsqu’un signal logique bas est détecté (0V), le contrôleur cesse de générer le </w:t>
-      </w:r>
-      <w:proofErr w:type="spellStart"/>
-      <w:r>
-        <w:rPr>
-          <w:lang w:val="fr-CA"/>
-        </w:rPr>
-        <w:t>tone</w:t>
-      </w:r>
-      <w:proofErr w:type="spellEnd"/>
-      <w:r>
-        <w:rPr>
-          <w:lang w:val="fr-CA"/>
-        </w:rPr>
-        <w:t>. Toutefois, la broche « P</w:t>
+        <w:t>Cette entrée sert à désactiver la génération du tone. Lorsqu’un signal logique bas est détecté (0V), le contrôleur cesse de générer le tone. Toutefois, la broche « P</w:t>
       </w:r>
       <w:r>
         <w:rPr>
@@ -8062,17 +7804,9 @@
         <w:rPr>
           <w:lang w:val="fr-CA"/>
         </w:rPr>
-        <w:t xml:space="preserve">Reverse </w:t>
-      </w:r>
-      <w:proofErr w:type="spellStart"/>
-      <w:r>
-        <w:rPr>
-          <w:lang w:val="fr-CA"/>
-        </w:rPr>
-        <w:t>Burst</w:t>
+        <w:t>Reverse Burst</w:t>
       </w:r>
       <w:bookmarkEnd w:id="15"/>
-      <w:proofErr w:type="spellEnd"/>
     </w:p>
     <w:p>
       <w:pPr>
@@ -8084,21 +7818,7 @@
         <w:rPr>
           <w:lang w:val="fr-CA"/>
         </w:rPr>
-        <w:t xml:space="preserve">La fonction « reverse </w:t>
-      </w:r>
-      <w:proofErr w:type="spellStart"/>
-      <w:r>
-        <w:rPr>
-          <w:lang w:val="fr-CA"/>
-        </w:rPr>
-        <w:t>burst</w:t>
-      </w:r>
-      <w:proofErr w:type="spellEnd"/>
-      <w:r>
-        <w:rPr>
-          <w:lang w:val="fr-CA"/>
-        </w:rPr>
-        <w:t> » peut être activé en positionnant l’interrupteur « RB » à la position « ON ».</w:t>
+        <w:t>La fonction « reverse burst » peut être activé en positionnant l’interrupteur « RB » à la position « ON ».</w:t>
       </w:r>
     </w:p>
     <w:p>
@@ -8164,17 +7884,9 @@
         <w:rPr>
           <w:lang w:val="fr-CA"/>
         </w:rPr>
-        <w:t xml:space="preserve"> </w:t>
-      </w:r>
-      <w:proofErr w:type="spellStart"/>
-      <w:r>
-        <w:rPr>
-          <w:lang w:val="fr-CA"/>
-        </w:rPr>
-        <w:t>tone</w:t>
+        <w:t xml:space="preserve"> tone</w:t>
       </w:r>
       <w:bookmarkEnd w:id="16"/>
-      <w:proofErr w:type="spellEnd"/>
     </w:p>
     <w:p>
       <w:pPr>
@@ -8263,7 +7975,15 @@
                 <w:szCs w:val="18"/>
                 <w:lang w:val="fr-CA"/>
               </w:rPr>
-              <w:t>SW5</w:t>
+              <w:t>SW</w:t>
+            </w:r>
+            <w:r>
+              <w:rPr>
+                <w:sz w:val="18"/>
+                <w:szCs w:val="18"/>
+                <w:lang w:val="fr-CA"/>
+              </w:rPr>
+              <w:t>6</w:t>
             </w:r>
           </w:p>
         </w:tc>
@@ -8286,7 +8006,15 @@
                 <w:szCs w:val="18"/>
                 <w:lang w:val="fr-CA"/>
               </w:rPr>
-              <w:t>SW4</w:t>
+              <w:t>SW</w:t>
+            </w:r>
+            <w:r>
+              <w:rPr>
+                <w:sz w:val="18"/>
+                <w:szCs w:val="18"/>
+                <w:lang w:val="fr-CA"/>
+              </w:rPr>
+              <w:t>5</w:t>
             </w:r>
           </w:p>
         </w:tc>
@@ -8309,7 +8037,15 @@
                 <w:szCs w:val="18"/>
                 <w:lang w:val="fr-CA"/>
               </w:rPr>
-              <w:t>SW3</w:t>
+              <w:t>SW</w:t>
+            </w:r>
+            <w:r>
+              <w:rPr>
+                <w:sz w:val="18"/>
+                <w:szCs w:val="18"/>
+                <w:lang w:val="fr-CA"/>
+              </w:rPr>
+              <w:t>4</w:t>
             </w:r>
           </w:p>
         </w:tc>
@@ -8332,7 +8068,15 @@
                 <w:szCs w:val="18"/>
                 <w:lang w:val="fr-CA"/>
               </w:rPr>
-              <w:t>SW2</w:t>
+              <w:t>SW</w:t>
+            </w:r>
+            <w:r>
+              <w:rPr>
+                <w:sz w:val="18"/>
+                <w:szCs w:val="18"/>
+                <w:lang w:val="fr-CA"/>
+              </w:rPr>
+              <w:t>3</w:t>
             </w:r>
           </w:p>
         </w:tc>
@@ -8355,7 +8099,15 @@
                 <w:szCs w:val="18"/>
                 <w:lang w:val="fr-CA"/>
               </w:rPr>
-              <w:t>SW1</w:t>
+              <w:t>SW</w:t>
+            </w:r>
+            <w:r>
+              <w:rPr>
+                <w:sz w:val="18"/>
+                <w:szCs w:val="18"/>
+                <w:lang w:val="fr-CA"/>
+              </w:rPr>
+              <w:t>2</w:t>
             </w:r>
           </w:p>
         </w:tc>
@@ -8378,7 +8130,15 @@
                 <w:szCs w:val="18"/>
                 <w:lang w:val="fr-CA"/>
               </w:rPr>
-              <w:t>SW0</w:t>
+              <w:t>SW</w:t>
+            </w:r>
+            <w:r>
+              <w:rPr>
+                <w:sz w:val="18"/>
+                <w:szCs w:val="18"/>
+                <w:lang w:val="fr-CA"/>
+              </w:rPr>
+              <w:t>1</w:t>
             </w:r>
           </w:p>
         </w:tc>
@@ -14116,20 +13876,304 @@
           </w:p>
         </w:tc>
       </w:tr>
+      <w:tr>
+        <w:trPr>
+          <w:cnfStyle w:val="000000100000" w:firstRow="0" w:lastRow="0" w:firstColumn="0" w:lastColumn="0" w:oddVBand="0" w:evenVBand="0" w:oddHBand="1" w:evenHBand="0" w:firstRowFirstColumn="0" w:firstRowLastColumn="0" w:lastRowFirstColumn="0" w:lastRowLastColumn="0"/>
+        </w:trPr>
+        <w:tc>
+          <w:tcPr>
+            <w:cnfStyle w:val="001000000000" w:firstRow="0" w:lastRow="0" w:firstColumn="1" w:lastColumn="0" w:oddVBand="0" w:evenVBand="0" w:oddHBand="0" w:evenHBand="0" w:firstRowFirstColumn="0" w:firstRowLastColumn="0" w:lastRowFirstColumn="0" w:lastRowLastColumn="0"/>
+            <w:tcW w:w="0" w:type="auto"/>
+          </w:tcPr>
+          <w:p>
+            <w:pPr>
+              <w:rPr>
+                <w:sz w:val="18"/>
+                <w:szCs w:val="18"/>
+                <w:lang w:val="fr-CA"/>
+              </w:rPr>
+            </w:pPr>
+            <w:r>
+              <w:rPr>
+                <w:sz w:val="18"/>
+                <w:szCs w:val="18"/>
+                <w:lang w:val="fr-CA"/>
+              </w:rPr>
+              <w:t>1950</w:t>
+            </w:r>
+          </w:p>
+        </w:tc>
+        <w:tc>
+          <w:tcPr>
+            <w:tcW w:w="0" w:type="auto"/>
+          </w:tcPr>
+          <w:p>
+            <w:pPr>
+              <w:cnfStyle w:val="000000100000" w:firstRow="0" w:lastRow="0" w:firstColumn="0" w:lastColumn="0" w:oddVBand="0" w:evenVBand="0" w:oddHBand="1" w:evenHBand="0" w:firstRowFirstColumn="0" w:firstRowLastColumn="0" w:lastRowFirstColumn="0" w:lastRowLastColumn="0"/>
+              <w:rPr>
+                <w:sz w:val="18"/>
+                <w:szCs w:val="18"/>
+                <w:lang w:val="fr-CA"/>
+              </w:rPr>
+            </w:pPr>
+            <w:r>
+              <w:rPr>
+                <w:sz w:val="18"/>
+                <w:szCs w:val="18"/>
+                <w:lang w:val="fr-CA"/>
+              </w:rPr>
+              <w:t>ON</w:t>
+            </w:r>
+          </w:p>
+        </w:tc>
+        <w:tc>
+          <w:tcPr>
+            <w:tcW w:w="0" w:type="auto"/>
+          </w:tcPr>
+          <w:p>
+            <w:pPr>
+              <w:cnfStyle w:val="000000100000" w:firstRow="0" w:lastRow="0" w:firstColumn="0" w:lastColumn="0" w:oddVBand="0" w:evenVBand="0" w:oddHBand="1" w:evenHBand="0" w:firstRowFirstColumn="0" w:firstRowLastColumn="0" w:lastRowFirstColumn="0" w:lastRowLastColumn="0"/>
+              <w:rPr>
+                <w:sz w:val="18"/>
+                <w:szCs w:val="18"/>
+                <w:lang w:val="fr-CA"/>
+              </w:rPr>
+            </w:pPr>
+          </w:p>
+        </w:tc>
+        <w:tc>
+          <w:tcPr>
+            <w:tcW w:w="0" w:type="auto"/>
+          </w:tcPr>
+          <w:p>
+            <w:pPr>
+              <w:cnfStyle w:val="000000100000" w:firstRow="0" w:lastRow="0" w:firstColumn="0" w:lastColumn="0" w:oddVBand="0" w:evenVBand="0" w:oddHBand="1" w:evenHBand="0" w:firstRowFirstColumn="0" w:firstRowLastColumn="0" w:lastRowFirstColumn="0" w:lastRowLastColumn="0"/>
+              <w:rPr>
+                <w:sz w:val="18"/>
+                <w:szCs w:val="18"/>
+                <w:lang w:val="fr-CA"/>
+              </w:rPr>
+            </w:pPr>
+            <w:r>
+              <w:rPr>
+                <w:sz w:val="18"/>
+                <w:szCs w:val="18"/>
+                <w:lang w:val="fr-CA"/>
+              </w:rPr>
+              <w:t>ON</w:t>
+            </w:r>
+          </w:p>
+        </w:tc>
+        <w:tc>
+          <w:tcPr>
+            <w:tcW w:w="0" w:type="auto"/>
+          </w:tcPr>
+          <w:p>
+            <w:pPr>
+              <w:cnfStyle w:val="000000100000" w:firstRow="0" w:lastRow="0" w:firstColumn="0" w:lastColumn="0" w:oddVBand="0" w:evenVBand="0" w:oddHBand="1" w:evenHBand="0" w:firstRowFirstColumn="0" w:firstRowLastColumn="0" w:lastRowFirstColumn="0" w:lastRowLastColumn="0"/>
+              <w:rPr>
+                <w:sz w:val="18"/>
+                <w:szCs w:val="18"/>
+                <w:lang w:val="fr-CA"/>
+              </w:rPr>
+            </w:pPr>
+          </w:p>
+        </w:tc>
+        <w:tc>
+          <w:tcPr>
+            <w:tcW w:w="0" w:type="auto"/>
+          </w:tcPr>
+          <w:p>
+            <w:pPr>
+              <w:cnfStyle w:val="000000100000" w:firstRow="0" w:lastRow="0" w:firstColumn="0" w:lastColumn="0" w:oddVBand="0" w:evenVBand="0" w:oddHBand="1" w:evenHBand="0" w:firstRowFirstColumn="0" w:firstRowLastColumn="0" w:lastRowFirstColumn="0" w:lastRowLastColumn="0"/>
+              <w:rPr>
+                <w:sz w:val="18"/>
+                <w:szCs w:val="18"/>
+                <w:lang w:val="fr-CA"/>
+              </w:rPr>
+            </w:pPr>
+            <w:r>
+              <w:rPr>
+                <w:sz w:val="18"/>
+                <w:szCs w:val="18"/>
+                <w:lang w:val="fr-CA"/>
+              </w:rPr>
+              <w:t>ON</w:t>
+            </w:r>
+          </w:p>
+        </w:tc>
+        <w:tc>
+          <w:tcPr>
+            <w:tcW w:w="0" w:type="auto"/>
+          </w:tcPr>
+          <w:p>
+            <w:pPr>
+              <w:cnfStyle w:val="000000100000" w:firstRow="0" w:lastRow="0" w:firstColumn="0" w:lastColumn="0" w:oddVBand="0" w:evenVBand="0" w:oddHBand="1" w:evenHBand="0" w:firstRowFirstColumn="0" w:firstRowLastColumn="0" w:lastRowFirstColumn="0" w:lastRowLastColumn="0"/>
+              <w:rPr>
+                <w:sz w:val="18"/>
+                <w:szCs w:val="18"/>
+                <w:lang w:val="fr-CA"/>
+              </w:rPr>
+            </w:pPr>
+          </w:p>
+        </w:tc>
+      </w:tr>
+      <w:tr>
+        <w:tc>
+          <w:tcPr>
+            <w:cnfStyle w:val="001000000000" w:firstRow="0" w:lastRow="0" w:firstColumn="1" w:lastColumn="0" w:oddVBand="0" w:evenVBand="0" w:oddHBand="0" w:evenHBand="0" w:firstRowFirstColumn="0" w:firstRowLastColumn="0" w:lastRowFirstColumn="0" w:lastRowLastColumn="0"/>
+            <w:tcW w:w="0" w:type="auto"/>
+          </w:tcPr>
+          <w:p>
+            <w:pPr>
+              <w:rPr>
+                <w:sz w:val="18"/>
+                <w:szCs w:val="18"/>
+                <w:lang w:val="fr-CA"/>
+              </w:rPr>
+            </w:pPr>
+            <w:r>
+              <w:rPr>
+                <w:sz w:val="18"/>
+                <w:szCs w:val="18"/>
+                <w:lang w:val="fr-CA"/>
+              </w:rPr>
+              <w:t>2175</w:t>
+            </w:r>
+          </w:p>
+        </w:tc>
+        <w:tc>
+          <w:tcPr>
+            <w:tcW w:w="0" w:type="auto"/>
+          </w:tcPr>
+          <w:p>
+            <w:pPr>
+              <w:cnfStyle w:val="000000000000" w:firstRow="0" w:lastRow="0" w:firstColumn="0" w:lastColumn="0" w:oddVBand="0" w:evenVBand="0" w:oddHBand="0" w:evenHBand="0" w:firstRowFirstColumn="0" w:firstRowLastColumn="0" w:lastRowFirstColumn="0" w:lastRowLastColumn="0"/>
+              <w:rPr>
+                <w:sz w:val="18"/>
+                <w:szCs w:val="18"/>
+                <w:lang w:val="fr-CA"/>
+              </w:rPr>
+            </w:pPr>
+            <w:r>
+              <w:rPr>
+                <w:sz w:val="18"/>
+                <w:szCs w:val="18"/>
+                <w:lang w:val="fr-CA"/>
+              </w:rPr>
+              <w:t>ON</w:t>
+            </w:r>
+          </w:p>
+        </w:tc>
+        <w:tc>
+          <w:tcPr>
+            <w:tcW w:w="0" w:type="auto"/>
+          </w:tcPr>
+          <w:p>
+            <w:pPr>
+              <w:cnfStyle w:val="000000000000" w:firstRow="0" w:lastRow="0" w:firstColumn="0" w:lastColumn="0" w:oddVBand="0" w:evenVBand="0" w:oddHBand="0" w:evenHBand="0" w:firstRowFirstColumn="0" w:firstRowLastColumn="0" w:lastRowFirstColumn="0" w:lastRowLastColumn="0"/>
+              <w:rPr>
+                <w:sz w:val="18"/>
+                <w:szCs w:val="18"/>
+                <w:lang w:val="fr-CA"/>
+              </w:rPr>
+            </w:pPr>
+          </w:p>
+        </w:tc>
+        <w:tc>
+          <w:tcPr>
+            <w:tcW w:w="0" w:type="auto"/>
+          </w:tcPr>
+          <w:p>
+            <w:pPr>
+              <w:cnfStyle w:val="000000000000" w:firstRow="0" w:lastRow="0" w:firstColumn="0" w:lastColumn="0" w:oddVBand="0" w:evenVBand="0" w:oddHBand="0" w:evenHBand="0" w:firstRowFirstColumn="0" w:firstRowLastColumn="0" w:lastRowFirstColumn="0" w:lastRowLastColumn="0"/>
+              <w:rPr>
+                <w:sz w:val="18"/>
+                <w:szCs w:val="18"/>
+                <w:lang w:val="fr-CA"/>
+              </w:rPr>
+            </w:pPr>
+            <w:r>
+              <w:rPr>
+                <w:sz w:val="18"/>
+                <w:szCs w:val="18"/>
+                <w:lang w:val="fr-CA"/>
+              </w:rPr>
+              <w:t>ON</w:t>
+            </w:r>
+          </w:p>
+        </w:tc>
+        <w:tc>
+          <w:tcPr>
+            <w:tcW w:w="0" w:type="auto"/>
+          </w:tcPr>
+          <w:p>
+            <w:pPr>
+              <w:cnfStyle w:val="000000000000" w:firstRow="0" w:lastRow="0" w:firstColumn="0" w:lastColumn="0" w:oddVBand="0" w:evenVBand="0" w:oddHBand="0" w:evenHBand="0" w:firstRowFirstColumn="0" w:firstRowLastColumn="0" w:lastRowFirstColumn="0" w:lastRowLastColumn="0"/>
+              <w:rPr>
+                <w:sz w:val="18"/>
+                <w:szCs w:val="18"/>
+                <w:lang w:val="fr-CA"/>
+              </w:rPr>
+            </w:pPr>
+          </w:p>
+        </w:tc>
+        <w:tc>
+          <w:tcPr>
+            <w:tcW w:w="0" w:type="auto"/>
+          </w:tcPr>
+          <w:p>
+            <w:pPr>
+              <w:cnfStyle w:val="000000000000" w:firstRow="0" w:lastRow="0" w:firstColumn="0" w:lastColumn="0" w:oddVBand="0" w:evenVBand="0" w:oddHBand="0" w:evenHBand="0" w:firstRowFirstColumn="0" w:firstRowLastColumn="0" w:lastRowFirstColumn="0" w:lastRowLastColumn="0"/>
+              <w:rPr>
+                <w:sz w:val="18"/>
+                <w:szCs w:val="18"/>
+                <w:lang w:val="fr-CA"/>
+              </w:rPr>
+            </w:pPr>
+            <w:r>
+              <w:rPr>
+                <w:sz w:val="18"/>
+                <w:szCs w:val="18"/>
+                <w:lang w:val="fr-CA"/>
+              </w:rPr>
+              <w:t>ON</w:t>
+            </w:r>
+          </w:p>
+        </w:tc>
+        <w:tc>
+          <w:tcPr>
+            <w:tcW w:w="0" w:type="auto"/>
+          </w:tcPr>
+          <w:p>
+            <w:pPr>
+              <w:cnfStyle w:val="000000000000" w:firstRow="0" w:lastRow="0" w:firstColumn="0" w:lastColumn="0" w:oddVBand="0" w:evenVBand="0" w:oddHBand="0" w:evenHBand="0" w:firstRowFirstColumn="0" w:firstRowLastColumn="0" w:lastRowFirstColumn="0" w:lastRowLastColumn="0"/>
+              <w:rPr>
+                <w:sz w:val="18"/>
+                <w:szCs w:val="18"/>
+                <w:lang w:val="fr-CA"/>
+              </w:rPr>
+            </w:pPr>
+            <w:r>
+              <w:rPr>
+                <w:sz w:val="18"/>
+                <w:szCs w:val="18"/>
+                <w:lang w:val="fr-CA"/>
+              </w:rPr>
+              <w:t>ON</w:t>
+            </w:r>
+          </w:p>
+        </w:tc>
+      </w:tr>
     </w:tbl>
     <w:p>
       <w:pPr>
         <w:pStyle w:val="Caption"/>
+        <w:jc w:val="center"/>
         <w:rPr>
           <w:lang w:val="fr-CA"/>
         </w:rPr>
       </w:pPr>
-      <w:r>
-        <w:rPr>
-          <w:lang w:val="fr-CA"/>
-        </w:rPr>
-        <w:tab/>
-      </w:r>
       <w:bookmarkStart w:id="17" w:name="_Ref193640961"/>
       <w:r>
         <w:t xml:space="preserve">Table </w:t>
@@ -14158,15 +14202,7 @@
       </w:r>
       <w:bookmarkStart w:id="18" w:name="_Ref196559284"/>
       <w:r>
-        <w:t xml:space="preserve">: </w:t>
-      </w:r>
-      <w:proofErr w:type="spellStart"/>
-      <w:r>
-        <w:t>Sélection</w:t>
-      </w:r>
-      <w:proofErr w:type="spellEnd"/>
-      <w:r>
-        <w:t xml:space="preserve"> de tone</w:t>
+        <w:t>: Sélection de tone</w:t>
       </w:r>
       <w:bookmarkEnd w:id="18"/>
     </w:p>
@@ -14180,6 +14216,7 @@
         <w:rPr>
           <w:lang w:val="fr-CA"/>
         </w:rPr>
+        <w:lastRenderedPageBreak/>
         <w:t xml:space="preserve">Toute autre configuration n’apparaissant pas dans le </w:t>
       </w:r>
       <w:r>
@@ -14230,6 +14267,13 @@
         </w:rPr>
         <w:t xml:space="preserve"> fera en sorte que la fréquence de 100Hz sera choisie.</w:t>
       </w:r>
+    </w:p>
+    <w:p>
+      <w:pPr>
+        <w:rPr>
+          <w:lang w:val="fr-CA"/>
+        </w:rPr>
+      </w:pPr>
     </w:p>
     <w:p>
       <w:pPr>
@@ -14242,13 +14286,6 @@
         <w:rPr>
           <w:lang w:val="fr-CA"/>
         </w:rPr>
-        <w:br w:type="page"/>
-      </w:r>
-      <w:r>
-        <w:rPr>
-          <w:lang w:val="fr-CA"/>
-        </w:rPr>
-        <w:lastRenderedPageBreak/>
         <w:t>DIP Switch</w:t>
       </w:r>
     </w:p>
@@ -14295,6 +14332,7 @@
           </w:tcPr>
           <w:p>
             <w:pPr>
+              <w:jc w:val="center"/>
               <w:rPr>
                 <w:lang w:val="fr-CA"/>
               </w:rPr>
@@ -14313,6 +14351,7 @@
           </w:tcPr>
           <w:p>
             <w:pPr>
+              <w:jc w:val="center"/>
               <w:cnfStyle w:val="100000000000" w:firstRow="1" w:lastRow="0" w:firstColumn="0" w:lastColumn="0" w:oddVBand="0" w:evenVBand="0" w:oddHBand="0" w:evenHBand="0" w:firstRowFirstColumn="0" w:firstRowLastColumn="0" w:lastRowFirstColumn="0" w:lastRowLastColumn="0"/>
               <w:rPr>
                 <w:lang w:val="fr-CA"/>
@@ -14332,6 +14371,7 @@
           </w:tcPr>
           <w:p>
             <w:pPr>
+              <w:jc w:val="center"/>
               <w:cnfStyle w:val="100000000000" w:firstRow="1" w:lastRow="0" w:firstColumn="0" w:lastColumn="0" w:oddVBand="0" w:evenVBand="0" w:oddHBand="0" w:evenHBand="0" w:firstRowFirstColumn="0" w:firstRowLastColumn="0" w:lastRowFirstColumn="0" w:lastRowLastColumn="0"/>
               <w:rPr>
                 <w:lang w:val="fr-CA"/>
@@ -14351,6 +14391,7 @@
           </w:tcPr>
           <w:p>
             <w:pPr>
+              <w:jc w:val="center"/>
               <w:cnfStyle w:val="100000000000" w:firstRow="1" w:lastRow="0" w:firstColumn="0" w:lastColumn="0" w:oddVBand="0" w:evenVBand="0" w:oddHBand="0" w:evenHBand="0" w:firstRowFirstColumn="0" w:firstRowLastColumn="0" w:lastRowFirstColumn="0" w:lastRowLastColumn="0"/>
               <w:rPr>
                 <w:lang w:val="fr-CA"/>
@@ -14417,60 +14458,70 @@
               <w:jc w:val="center"/>
               <w:cnfStyle w:val="000000100000" w:firstRow="0" w:lastRow="0" w:firstColumn="0" w:lastColumn="0" w:oddVBand="0" w:evenVBand="0" w:oddHBand="1" w:evenHBand="0" w:firstRowFirstColumn="0" w:firstRowLastColumn="0" w:lastRowFirstColumn="0" w:lastRowLastColumn="0"/>
               <w:rPr>
-                <w:lang w:val="fr-CA"/>
-              </w:rPr>
-            </w:pPr>
-            <w:r>
-              <w:rPr>
-                <w:lang w:val="fr-CA"/>
-              </w:rPr>
-              <w:t xml:space="preserve">Sélection de </w:t>
-            </w:r>
-            <w:proofErr w:type="spellStart"/>
-            <w:r>
-              <w:rPr>
-                <w:lang w:val="fr-CA"/>
-              </w:rPr>
-              <w:t>tone</w:t>
-            </w:r>
-            <w:proofErr w:type="spellEnd"/>
-            <w:r>
-              <w:rPr>
-                <w:lang w:val="fr-CA"/>
-              </w:rPr>
-              <w:t xml:space="preserve">. Voir </w:t>
-            </w:r>
-            <w:r>
-              <w:rPr>
+                <w:i/>
+                <w:iCs/>
+                <w:lang w:val="fr-CA"/>
+              </w:rPr>
+            </w:pPr>
+            <w:r>
+              <w:rPr>
+                <w:i/>
+                <w:iCs/>
+                <w:lang w:val="fr-CA"/>
+              </w:rPr>
+              <w:t xml:space="preserve">Sélection de tone. Voir </w:t>
+            </w:r>
+            <w:r>
+              <w:rPr>
+                <w:i/>
+                <w:iCs/>
                 <w:lang w:val="fr-CA"/>
               </w:rPr>
               <w:fldChar w:fldCharType="begin"/>
             </w:r>
             <w:r>
               <w:rPr>
+                <w:i/>
+                <w:iCs/>
                 <w:lang w:val="fr-CA"/>
               </w:rPr>
               <w:instrText xml:space="preserve"> REF _Ref193640961 \h </w:instrText>
             </w:r>
             <w:r>
               <w:rPr>
-                <w:lang w:val="fr-CA"/>
-              </w:rPr>
-            </w:r>
-            <w:r>
-              <w:rPr>
+                <w:i/>
+                <w:iCs/>
+                <w:lang w:val="fr-CA"/>
+              </w:rPr>
+            </w:r>
+            <w:r>
+              <w:rPr>
+                <w:i/>
+                <w:iCs/>
+                <w:lang w:val="fr-CA"/>
+              </w:rPr>
+              <w:instrText xml:space="preserve"> \* MERGEFORMAT </w:instrText>
+            </w:r>
+            <w:r>
+              <w:rPr>
+                <w:i/>
+                <w:iCs/>
                 <w:lang w:val="fr-CA"/>
               </w:rPr>
               <w:fldChar w:fldCharType="separate"/>
             </w:r>
             <w:r>
               <w:rPr>
+                <w:i/>
+                <w:iCs/>
                 <w:lang w:val="fr-CA"/>
               </w:rPr>
               <w:t xml:space="preserve">Table </w:t>
             </w:r>
             <w:r>
               <w:rPr>
+                <w:i/>
+                <w:iCs/>
                 <w:noProof/>
                 <w:lang w:val="fr-CA"/>
               </w:rPr>
@@ -14478,12 +14529,16 @@
             </w:r>
             <w:r>
               <w:rPr>
+                <w:i/>
+                <w:iCs/>
                 <w:lang w:val="fr-CA"/>
               </w:rPr>
               <w:fldChar w:fldCharType="end"/>
             </w:r>
             <w:r>
               <w:rPr>
+                <w:i/>
+                <w:iCs/>
                 <w:lang w:val="fr-CA"/>
               </w:rPr>
               <w:t>.</w:t>
@@ -14526,21 +14581,7 @@
               <w:rPr>
                 <w:lang w:val="fr-CA"/>
               </w:rPr>
-              <w:t xml:space="preserve">Reverse </w:t>
-            </w:r>
-            <w:proofErr w:type="spellStart"/>
-            <w:r>
-              <w:rPr>
-                <w:lang w:val="fr-CA"/>
-              </w:rPr>
-              <w:t>Burst</w:t>
-            </w:r>
-            <w:proofErr w:type="spellEnd"/>
-            <w:r>
-              <w:rPr>
-                <w:lang w:val="fr-CA"/>
-              </w:rPr>
-              <w:t xml:space="preserve"> Mode</w:t>
+              <w:t>Reverse Burst Mode</w:t>
             </w:r>
           </w:p>
         </w:tc>
@@ -14692,10 +14733,90 @@
           <w:iCs/>
           <w:lang w:val="fr-CA"/>
         </w:rPr>
-        <w:t xml:space="preserve">Reverse </w:t>
-      </w:r>
-      <w:proofErr w:type="spellStart"/>
-      <w:proofErr w:type="gramStart"/>
+        <w:t>Reverse Burst</w:t>
+      </w:r>
+      <w:r>
+        <w:rPr>
+          <w:i/>
+          <w:iCs/>
+          <w:lang w:val="fr-CA"/>
+        </w:rPr>
+        <w:t> </w:t>
+      </w:r>
+      <w:r>
+        <w:rPr>
+          <w:lang w:val="fr-CA"/>
+        </w:rPr>
+        <w:t xml:space="preserve"> est activé, la phase to tone CTCSS est renversée de 180</w:t>
+      </w:r>
+      <w:r>
+        <w:rPr>
+          <w:rFonts w:ascii="Times New Roman" w:hAnsi="Times New Roman" w:cs="Times New Roman"/>
+          <w:lang w:val="fr-CA"/>
+        </w:rPr>
+        <w:t>°</w:t>
+      </w:r>
+      <w:r>
+        <w:rPr>
+          <w:lang w:val="fr-CA"/>
+        </w:rPr>
+        <w:t xml:space="preserve"> lorsque le </w:t>
+      </w:r>
+      <w:r>
+        <w:rPr>
+          <w:i/>
+          <w:iCs/>
+          <w:lang w:val="fr-CA"/>
+        </w:rPr>
+        <w:t>PTT_IN</w:t>
+      </w:r>
+      <w:r>
+        <w:rPr>
+          <w:lang w:val="fr-CA"/>
+        </w:rPr>
+        <w:t xml:space="preserve"> est désactivé. Le </w:t>
+      </w:r>
+      <w:r>
+        <w:rPr>
+          <w:i/>
+          <w:iCs/>
+          <w:lang w:val="fr-CA"/>
+        </w:rPr>
+        <w:t xml:space="preserve">PTT_OUT </w:t>
+      </w:r>
+      <w:r>
+        <w:rPr>
+          <w:lang w:val="fr-CA"/>
+        </w:rPr>
+        <w:t xml:space="preserve">demeure actif pendant 150ms de même que le signal CTCSS. Après ce délai, le </w:t>
+      </w:r>
+      <w:r>
+        <w:rPr>
+          <w:i/>
+          <w:iCs/>
+          <w:lang w:val="fr-CA"/>
+        </w:rPr>
+        <w:t xml:space="preserve">PTT_OUT </w:t>
+      </w:r>
+      <w:r>
+        <w:rPr>
+          <w:lang w:val="fr-CA"/>
+        </w:rPr>
+        <w:t>ainsi que le tone sont désactivés.</w:t>
+      </w:r>
+    </w:p>
+    <w:p>
+      <w:pPr>
+        <w:rPr>
+          <w:lang w:val="fr-CA"/>
+        </w:rPr>
+      </w:pPr>
+      <w:r>
+        <w:rPr>
+          <w:lang w:val="fr-CA"/>
+        </w:rPr>
+        <w:t xml:space="preserve">Lorsque le </w:t>
+      </w:r>
       <w:r>
         <w:rPr>
           <w:b/>
@@ -14704,56 +14825,35 @@
           <w:iCs/>
           <w:lang w:val="fr-CA"/>
         </w:rPr>
-        <w:t>Burst</w:t>
-      </w:r>
-      <w:proofErr w:type="spellEnd"/>
+        <w:t>Master Enable</w:t>
+      </w:r>
+      <w:r>
+        <w:rPr>
+          <w:b/>
+          <w:bCs/>
+          <w:lang w:val="fr-CA"/>
+        </w:rPr>
+        <w:t xml:space="preserve"> </w:t>
+      </w:r>
+      <w:r>
+        <w:rPr>
+          <w:lang w:val="fr-CA"/>
+        </w:rPr>
+        <w:t xml:space="preserve">est activé, le circuit génère des tone CTCSS normalement. Lorsque le mode est désactivé, le circuit fait simplement passer le </w:t>
+      </w:r>
       <w:r>
         <w:rPr>
           <w:i/>
           <w:iCs/>
           <w:lang w:val="fr-CA"/>
         </w:rPr>
-        <w:t> </w:t>
-      </w:r>
-      <w:r>
-        <w:rPr>
-          <w:lang w:val="fr-CA"/>
-        </w:rPr>
-        <w:t xml:space="preserve"> est</w:t>
-      </w:r>
-      <w:proofErr w:type="gramEnd"/>
-      <w:r>
-        <w:rPr>
-          <w:lang w:val="fr-CA"/>
-        </w:rPr>
-        <w:t xml:space="preserve"> activé, la phase to </w:t>
-      </w:r>
-      <w:proofErr w:type="spellStart"/>
-      <w:r>
-        <w:rPr>
-          <w:lang w:val="fr-CA"/>
-        </w:rPr>
-        <w:t>tone</w:t>
-      </w:r>
-      <w:proofErr w:type="spellEnd"/>
-      <w:r>
-        <w:rPr>
-          <w:lang w:val="fr-CA"/>
-        </w:rPr>
-        <w:t xml:space="preserve"> CTCSS est renversée de 180</w:t>
-      </w:r>
-      <w:r>
-        <w:rPr>
-          <w:rFonts w:ascii="Times New Roman" w:hAnsi="Times New Roman" w:cs="Times New Roman"/>
-          <w:lang w:val="fr-CA"/>
-        </w:rPr>
-        <w:t>°</w:t>
-      </w:r>
-      <w:r>
-        <w:rPr>
-          <w:lang w:val="fr-CA"/>
-        </w:rPr>
-        <w:t xml:space="preserve"> lorsque le </w:t>
+        <w:t xml:space="preserve">PTT_IN </w:t>
+      </w:r>
+      <w:r>
+        <w:rPr>
+          <w:lang w:val="fr-CA"/>
+        </w:rPr>
+        <w:t xml:space="preserve">au </w:t>
       </w:r>
       <w:r>
         <w:rPr>
@@ -14761,148 +14861,13 @@
           <w:iCs/>
           <w:lang w:val="fr-CA"/>
         </w:rPr>
-        <w:t>PTT_IN</w:t>
-      </w:r>
-      <w:r>
-        <w:rPr>
-          <w:lang w:val="fr-CA"/>
-        </w:rPr>
-        <w:t xml:space="preserve"> est désactivé. Le </w:t>
-      </w:r>
-      <w:r>
-        <w:rPr>
-          <w:i/>
-          <w:iCs/>
-          <w:lang w:val="fr-CA"/>
-        </w:rPr>
-        <w:t xml:space="preserve">PTT_OUT </w:t>
-      </w:r>
-      <w:r>
-        <w:rPr>
-          <w:lang w:val="fr-CA"/>
-        </w:rPr>
-        <w:t xml:space="preserve">demeure actif pendant 150ms de même que le signal CTCSS. Après ce délai, le </w:t>
-      </w:r>
-      <w:r>
-        <w:rPr>
-          <w:i/>
-          <w:iCs/>
-          <w:lang w:val="fr-CA"/>
-        </w:rPr>
-        <w:t xml:space="preserve">PTT_OUT </w:t>
-      </w:r>
-      <w:r>
-        <w:rPr>
-          <w:lang w:val="fr-CA"/>
-        </w:rPr>
-        <w:t xml:space="preserve">ainsi que le </w:t>
-      </w:r>
-      <w:proofErr w:type="spellStart"/>
-      <w:r>
-        <w:rPr>
-          <w:lang w:val="fr-CA"/>
-        </w:rPr>
-        <w:t>tone</w:t>
-      </w:r>
-      <w:proofErr w:type="spellEnd"/>
-      <w:r>
-        <w:rPr>
-          <w:lang w:val="fr-CA"/>
-        </w:rPr>
-        <w:t xml:space="preserve"> sont désactivés.</w:t>
-      </w:r>
-    </w:p>
-    <w:p>
-      <w:pPr>
-        <w:rPr>
-          <w:lang w:val="fr-CA"/>
-        </w:rPr>
-      </w:pPr>
-      <w:r>
-        <w:rPr>
-          <w:lang w:val="fr-CA"/>
-        </w:rPr>
-        <w:t xml:space="preserve">Lorsque le </w:t>
-      </w:r>
-      <w:r>
-        <w:rPr>
-          <w:b/>
-          <w:bCs/>
-          <w:i/>
-          <w:iCs/>
-          <w:lang w:val="fr-CA"/>
-        </w:rPr>
-        <w:t>Master Enable</w:t>
-      </w:r>
-      <w:r>
-        <w:rPr>
-          <w:b/>
-          <w:bCs/>
-          <w:lang w:val="fr-CA"/>
-        </w:rPr>
-        <w:t xml:space="preserve"> </w:t>
-      </w:r>
-      <w:r>
-        <w:rPr>
-          <w:lang w:val="fr-CA"/>
-        </w:rPr>
-        <w:t xml:space="preserve">est activé, le circuit génère des </w:t>
-      </w:r>
-      <w:proofErr w:type="spellStart"/>
-      <w:r>
-        <w:rPr>
-          <w:lang w:val="fr-CA"/>
-        </w:rPr>
-        <w:t>tone</w:t>
-      </w:r>
-      <w:proofErr w:type="spellEnd"/>
-      <w:r>
-        <w:rPr>
-          <w:lang w:val="fr-CA"/>
-        </w:rPr>
-        <w:t xml:space="preserve"> CTCSS normalement. Lorsque le mode est désactivé, le circuit fait simplement passer le </w:t>
-      </w:r>
-      <w:r>
-        <w:rPr>
-          <w:i/>
-          <w:iCs/>
-          <w:lang w:val="fr-CA"/>
-        </w:rPr>
-        <w:t xml:space="preserve">PTT_IN </w:t>
-      </w:r>
-      <w:r>
-        <w:rPr>
-          <w:lang w:val="fr-CA"/>
-        </w:rPr>
-        <w:t xml:space="preserve">au </w:t>
-      </w:r>
-      <w:r>
-        <w:rPr>
-          <w:i/>
-          <w:iCs/>
-          <w:lang w:val="fr-CA"/>
-        </w:rPr>
         <w:t>PTT_OUT</w:t>
       </w:r>
       <w:r>
         <w:rPr>
           <w:lang w:val="fr-CA"/>
         </w:rPr>
-        <w:t xml:space="preserve"> de façon transparente sans générer de </w:t>
-      </w:r>
-      <w:proofErr w:type="spellStart"/>
-      <w:r>
-        <w:rPr>
-          <w:lang w:val="fr-CA"/>
-        </w:rPr>
-        <w:t>tone</w:t>
-      </w:r>
-      <w:proofErr w:type="spellEnd"/>
-      <w:r>
-        <w:rPr>
-          <w:lang w:val="fr-CA"/>
-        </w:rPr>
-        <w:t xml:space="preserve">. Dans ce cas, aucun délai n’est appliqué entre le </w:t>
+        <w:t xml:space="preserve"> de façon transparente sans générer de tone. Dans ce cas, aucun délai n’est appliqué entre le </w:t>
       </w:r>
       <w:r>
         <w:rPr>
@@ -14950,10 +14915,142 @@
       <w:pgSz w:w="12240" w:h="15840"/>
       <w:pgMar w:top="1440" w:right="1440" w:bottom="1440" w:left="1440" w:header="720" w:footer="720" w:gutter="0"/>
       <w:cols w:space="720"/>
+      <w:titlePg/>
       <w:docGrid w:linePitch="360"/>
     </w:sectPr>
   </w:body>
 </w:document>
+</file>
+
+<file path=word/endnotes.xml><?xml version="1.0" encoding="utf-8"?>
+<w:endnotes xmlns:wpc="http://schemas.microsoft.com/office/word/2010/wordprocessingCanvas" xmlns:cx="http://schemas.microsoft.com/office/drawing/2014/chartex" xmlns:cx1="http://schemas.microsoft.com/office/drawing/2015/9/8/chartex" xmlns:cx2="http://schemas.microsoft.com/office/drawing/2015/10/21/chartex" xmlns:cx3="http://schemas.microsoft.com/office/drawing/2016/5/9/chartex" xmlns:cx4="http://schemas.microsoft.com/office/drawing/2016/5/10/chartex" xmlns:cx5="http://schemas.microsoft.com/office/drawing/2016/5/11/chartex" xmlns:cx6="http://schemas.microsoft.com/office/drawing/2016/5/12/chartex" xmlns:cx7="http://schemas.microsoft.com/office/drawing/2016/5/13/chartex" xmlns:cx8="http://schemas.microsoft.com/office/drawing/2016/5/14/chartex" xmlns:mc="http://schemas.openxmlformats.org/markup-compatibility/2006" xmlns:aink="http://schemas.microsoft.com/office/drawing/2016/ink" xmlns:am3d="http://schemas.microsoft.com/office/drawing/2017/model3d" xmlns:o="urn:schemas-microsoft-com:office:office" xmlns:oel="http://schemas.microsoft.com/office/2019/extlst" xmlns:r="http://schemas.openxmlformats.org/officeDocument/2006/relationships" xmlns:m="http://schemas.openxmlformats.org/officeDocument/2006/math" xmlns:v="urn:schemas-microsoft-com:vml" xmlns:wp14="http://schemas.microsoft.com/office/word/2010/wordprocessingDrawing" xmlns:wp="http://schemas.openxmlformats.org/drawingml/2006/wordprocessingDrawing" xmlns:w10="urn:schemas-microsoft-com:office:word" xmlns:w="http://schemas.openxmlformats.org/wordprocessingml/2006/main" xmlns:w14="http://schemas.microsoft.com/office/word/2010/wordml" xmlns:w15="http://schemas.microsoft.com/office/word/2012/wordml" xmlns:w16cex="http://schemas.microsoft.com/office/word/2018/wordml/cex" xmlns:w16cid="http://schemas.microsoft.com/office/word/2016/wordml/cid" xmlns:w16="http://schemas.microsoft.com/office/word/2018/wordml" xmlns:w16du="http://schemas.microsoft.com/office/word/2023/wordml/word16du" xmlns:w16sdtdh="http://schemas.microsoft.com/office/word/2020/wordml/sdtdatahash" xmlns:w16sdtfl="http://schemas.microsoft.com/office/word/2024/wordml/sdtformatlock" xmlns:w16se="http://schemas.microsoft.com/office/word/2015/wordml/symex" xmlns:wpg="http://schemas.microsoft.com/office/word/2010/wordprocessingGroup" xmlns:wpi="http://schemas.microsoft.com/office/word/2010/wordprocessingInk" xmlns:wne="http://schemas.microsoft.com/office/word/2006/wordml" xmlns:wps="http://schemas.microsoft.com/office/word/2010/wordprocessingShape" mc:Ignorable="w14 w15 w16se w16cid w16 w16cex w16sdtdh w16sdtfl w16du wp14">
+  <w:endnote w:type="separator" w:id="-1">
+    <w:p>
+      <w:pPr>
+        <w:spacing w:after="0" w:line="240" w:lineRule="auto"/>
+      </w:pPr>
+      <w:r>
+        <w:separator/>
+      </w:r>
+    </w:p>
+  </w:endnote>
+  <w:endnote w:type="continuationSeparator" w:id="0">
+    <w:p>
+      <w:pPr>
+        <w:spacing w:after="0" w:line="240" w:lineRule="auto"/>
+      </w:pPr>
+      <w:r>
+        <w:continuationSeparator/>
+      </w:r>
+    </w:p>
+  </w:endnote>
+</w:endnotes>
+</file>
+
+<file path=word/footer1.xml><?xml version="1.0" encoding="utf-8"?>
+<w:ftr xmlns:wpc="http://schemas.microsoft.com/office/word/2010/wordprocessingCanvas" xmlns:cx="http://schemas.microsoft.com/office/drawing/2014/chartex" xmlns:cx1="http://schemas.microsoft.com/office/drawing/2015/9/8/chartex" xmlns:cx2="http://schemas.microsoft.com/office/drawing/2015/10/21/chartex" xmlns:cx3="http://schemas.microsoft.com/office/drawing/2016/5/9/chartex" xmlns:cx4="http://schemas.microsoft.com/office/drawing/2016/5/10/chartex" xmlns:cx5="http://schemas.microsoft.com/office/drawing/2016/5/11/chartex" xmlns:cx6="http://schemas.microsoft.com/office/drawing/2016/5/12/chartex" xmlns:cx7="http://schemas.microsoft.com/office/drawing/2016/5/13/chartex" xmlns:cx8="http://schemas.microsoft.com/office/drawing/2016/5/14/chartex" xmlns:mc="http://schemas.openxmlformats.org/markup-compatibility/2006" xmlns:aink="http://schemas.microsoft.com/office/drawing/2016/ink" xmlns:am3d="http://schemas.microsoft.com/office/drawing/2017/model3d" xmlns:o="urn:schemas-microsoft-com:office:office" xmlns:oel="http://schemas.microsoft.com/office/2019/extlst" xmlns:r="http://schemas.openxmlformats.org/officeDocument/2006/relationships" xmlns:m="http://schemas.openxmlformats.org/officeDocument/2006/math" xmlns:v="urn:schemas-microsoft-com:vml" xmlns:wp14="http://schemas.microsoft.com/office/word/2010/wordprocessingDrawing" xmlns:wp="http://schemas.openxmlformats.org/drawingml/2006/wordprocessingDrawing" xmlns:w10="urn:schemas-microsoft-com:office:word" xmlns:w="http://schemas.openxmlformats.org/wordprocessingml/2006/main" xmlns:w14="http://schemas.microsoft.com/office/word/2010/wordml" xmlns:w15="http://schemas.microsoft.com/office/word/2012/wordml" xmlns:w16cex="http://schemas.microsoft.com/office/word/2018/wordml/cex" xmlns:w16cid="http://schemas.microsoft.com/office/word/2016/wordml/cid" xmlns:w16="http://schemas.microsoft.com/office/word/2018/wordml" xmlns:w16du="http://schemas.microsoft.com/office/word/2023/wordml/word16du" xmlns:w16sdtdh="http://schemas.microsoft.com/office/word/2020/wordml/sdtdatahash" xmlns:w16sdtfl="http://schemas.microsoft.com/office/word/2024/wordml/sdtformatlock" xmlns:w16se="http://schemas.microsoft.com/office/word/2015/wordml/symex" xmlns:wpg="http://schemas.microsoft.com/office/word/2010/wordprocessingGroup" xmlns:wpi="http://schemas.microsoft.com/office/word/2010/wordprocessingInk" xmlns:wne="http://schemas.microsoft.com/office/word/2006/wordml" xmlns:wps="http://schemas.microsoft.com/office/word/2010/wordprocessingShape" mc:Ignorable="w14 w15 w16se w16cid w16 w16cex w16sdtdh w16sdtfl w16du wp14">
+  <w:sdt>
+    <w:sdtPr>
+      <w:id w:val="-1096081861"/>
+      <w:docPartObj>
+        <w:docPartGallery w:val="Page Numbers (Bottom of Page)"/>
+        <w:docPartUnique/>
+      </w:docPartObj>
+    </w:sdtPr>
+    <w:sdtEndPr>
+      <w:rPr>
+        <w:noProof/>
+      </w:rPr>
+    </w:sdtEndPr>
+    <w:sdtContent>
+      <w:p>
+        <w:pPr>
+          <w:pStyle w:val="Footer"/>
+        </w:pPr>
+        <w:r>
+          <w:fldChar w:fldCharType="begin"/>
+        </w:r>
+        <w:r>
+          <w:instrText xml:space="preserve"> PAGE   \* MERGEFORMAT </w:instrText>
+        </w:r>
+        <w:r>
+          <w:fldChar w:fldCharType="separate"/>
+        </w:r>
+        <w:r>
+          <w:rPr>
+            <w:noProof/>
+          </w:rPr>
+          <w:t>2</w:t>
+        </w:r>
+        <w:r>
+          <w:rPr>
+            <w:noProof/>
+          </w:rPr>
+          <w:fldChar w:fldCharType="end"/>
+        </w:r>
+        <w:r>
+          <w:rPr>
+            <w:noProof/>
+          </w:rPr>
+          <w:tab/>
+          <w:t>Version 1.1</w:t>
+        </w:r>
+        <w:r>
+          <w:rPr>
+            <w:noProof/>
+          </w:rPr>
+          <w:tab/>
+          <w:t>May 2026</w:t>
+        </w:r>
+      </w:p>
+    </w:sdtContent>
+  </w:sdt>
+  <w:p>
+    <w:pPr>
+      <w:pStyle w:val="Footer"/>
+    </w:pPr>
+  </w:p>
+</w:ftr>
+</file>
+
+<file path=word/footer2.xml><?xml version="1.0" encoding="utf-8"?>
+<w:ftr xmlns:wpc="http://schemas.microsoft.com/office/word/2010/wordprocessingCanvas" xmlns:cx="http://schemas.microsoft.com/office/drawing/2014/chartex" xmlns:cx1="http://schemas.microsoft.com/office/drawing/2015/9/8/chartex" xmlns:cx2="http://schemas.microsoft.com/office/drawing/2015/10/21/chartex" xmlns:cx3="http://schemas.microsoft.com/office/drawing/2016/5/9/chartex" xmlns:cx4="http://schemas.microsoft.com/office/drawing/2016/5/10/chartex" xmlns:cx5="http://schemas.microsoft.com/office/drawing/2016/5/11/chartex" xmlns:cx6="http://schemas.microsoft.com/office/drawing/2016/5/12/chartex" xmlns:cx7="http://schemas.microsoft.com/office/drawing/2016/5/13/chartex" xmlns:cx8="http://schemas.microsoft.com/office/drawing/2016/5/14/chartex" xmlns:mc="http://schemas.openxmlformats.org/markup-compatibility/2006" xmlns:aink="http://schemas.microsoft.com/office/drawing/2016/ink" xmlns:am3d="http://schemas.microsoft.com/office/drawing/2017/model3d" xmlns:o="urn:schemas-microsoft-com:office:office" xmlns:oel="http://schemas.microsoft.com/office/2019/extlst" xmlns:r="http://schemas.openxmlformats.org/officeDocument/2006/relationships" xmlns:m="http://schemas.openxmlformats.org/officeDocument/2006/math" xmlns:v="urn:schemas-microsoft-com:vml" xmlns:wp14="http://schemas.microsoft.com/office/word/2010/wordprocessingDrawing" xmlns:wp="http://schemas.openxmlformats.org/drawingml/2006/wordprocessingDrawing" xmlns:w10="urn:schemas-microsoft-com:office:word" xmlns:w="http://schemas.openxmlformats.org/wordprocessingml/2006/main" xmlns:w14="http://schemas.microsoft.com/office/word/2010/wordml" xmlns:w15="http://schemas.microsoft.com/office/word/2012/wordml" xmlns:w16cex="http://schemas.microsoft.com/office/word/2018/wordml/cex" xmlns:w16cid="http://schemas.microsoft.com/office/word/2016/wordml/cid" xmlns:w16="http://schemas.microsoft.com/office/word/2018/wordml" xmlns:w16du="http://schemas.microsoft.com/office/word/2023/wordml/word16du" xmlns:w16sdtdh="http://schemas.microsoft.com/office/word/2020/wordml/sdtdatahash" xmlns:w16sdtfl="http://schemas.microsoft.com/office/word/2024/wordml/sdtformatlock" xmlns:w16se="http://schemas.microsoft.com/office/word/2015/wordml/symex" xmlns:wpg="http://schemas.microsoft.com/office/word/2010/wordprocessingGroup" xmlns:wpi="http://schemas.microsoft.com/office/word/2010/wordprocessingInk" xmlns:wne="http://schemas.microsoft.com/office/word/2006/wordml" xmlns:wps="http://schemas.microsoft.com/office/word/2010/wordprocessingShape" mc:Ignorable="w14 w15 w16se w16cid w16 w16cex w16sdtdh w16sdtfl w16du wp14">
+  <w:p>
+    <w:pPr>
+      <w:pStyle w:val="Footer"/>
+    </w:pPr>
+  </w:p>
+  <w:p>
+    <w:pPr>
+      <w:pStyle w:val="Footer"/>
+    </w:pPr>
+  </w:p>
+</w:ftr>
+</file>
+
+<file path=word/footnotes.xml><?xml version="1.0" encoding="utf-8"?>
+<w:footnotes xmlns:wpc="http://schemas.microsoft.com/office/word/2010/wordprocessingCanvas" xmlns:cx="http://schemas.microsoft.com/office/drawing/2014/chartex" xmlns:cx1="http://schemas.microsoft.com/office/drawing/2015/9/8/chartex" xmlns:cx2="http://schemas.microsoft.com/office/drawing/2015/10/21/chartex" xmlns:cx3="http://schemas.microsoft.com/office/drawing/2016/5/9/chartex" xmlns:cx4="http://schemas.microsoft.com/office/drawing/2016/5/10/chartex" xmlns:cx5="http://schemas.microsoft.com/office/drawing/2016/5/11/chartex" xmlns:cx6="http://schemas.microsoft.com/office/drawing/2016/5/12/chartex" xmlns:cx7="http://schemas.microsoft.com/office/drawing/2016/5/13/chartex" xmlns:cx8="http://schemas.microsoft.com/office/drawing/2016/5/14/chartex" xmlns:mc="http://schemas.openxmlformats.org/markup-compatibility/2006" xmlns:aink="http://schemas.microsoft.com/office/drawing/2016/ink" xmlns:am3d="http://schemas.microsoft.com/office/drawing/2017/model3d" xmlns:o="urn:schemas-microsoft-com:office:office" xmlns:oel="http://schemas.microsoft.com/office/2019/extlst" xmlns:r="http://schemas.openxmlformats.org/officeDocument/2006/relationships" xmlns:m="http://schemas.openxmlformats.org/officeDocument/2006/math" xmlns:v="urn:schemas-microsoft-com:vml" xmlns:wp14="http://schemas.microsoft.com/office/word/2010/wordprocessingDrawing" xmlns:wp="http://schemas.openxmlformats.org/drawingml/2006/wordprocessingDrawing" xmlns:w10="urn:schemas-microsoft-com:office:word" xmlns:w="http://schemas.openxmlformats.org/wordprocessingml/2006/main" xmlns:w14="http://schemas.microsoft.com/office/word/2010/wordml" xmlns:w15="http://schemas.microsoft.com/office/word/2012/wordml" xmlns:w16cex="http://schemas.microsoft.com/office/word/2018/wordml/cex" xmlns:w16cid="http://schemas.microsoft.com/office/word/2016/wordml/cid" xmlns:w16="http://schemas.microsoft.com/office/word/2018/wordml" xmlns:w16du="http://schemas.microsoft.com/office/word/2023/wordml/word16du" xmlns:w16sdtdh="http://schemas.microsoft.com/office/word/2020/wordml/sdtdatahash" xmlns:w16sdtfl="http://schemas.microsoft.com/office/word/2024/wordml/sdtformatlock" xmlns:w16se="http://schemas.microsoft.com/office/word/2015/wordml/symex" xmlns:wpg="http://schemas.microsoft.com/office/word/2010/wordprocessingGroup" xmlns:wpi="http://schemas.microsoft.com/office/word/2010/wordprocessingInk" xmlns:wne="http://schemas.microsoft.com/office/word/2006/wordml" xmlns:wps="http://schemas.microsoft.com/office/word/2010/wordprocessingShape" mc:Ignorable="w14 w15 w16se w16cid w16 w16cex w16sdtdh w16sdtfl w16du wp14">
+  <w:footnote w:type="separator" w:id="-1">
+    <w:p>
+      <w:pPr>
+        <w:spacing w:after="0" w:line="240" w:lineRule="auto"/>
+      </w:pPr>
+      <w:r>
+        <w:separator/>
+      </w:r>
+    </w:p>
+  </w:footnote>
+  <w:footnote w:type="continuationSeparator" w:id="0">
+    <w:p>
+      <w:pPr>
+        <w:spacing w:after="0" w:line="240" w:lineRule="auto"/>
+      </w:pPr>
+      <w:r>
+        <w:continuationSeparator/>
+      </w:r>
+    </w:p>
+  </w:footnote>
+</w:footnotes>
 </file>
 
 <file path=word/styles.xml><?xml version="1.0" encoding="utf-8"?>
@@ -15557,7 +15654,6 @@
   <w:style w:type="character" w:default="1" w:styleId="DefaultParagraphFont">
     <w:name w:val="Default Paragraph Font"/>
     <w:uiPriority w:val="1"/>
-    <w:semiHidden/>
     <w:unhideWhenUsed/>
   </w:style>
   <w:style w:type="table" w:default="1" w:styleId="TableNormal">
@@ -16288,6 +16384,50 @@
       </w:tcPr>
     </w:tblStylePr>
   </w:style>
+  <w:style w:type="paragraph" w:styleId="Header">
+    <w:name w:val="header"/>
+    <w:basedOn w:val="Normal"/>
+    <w:link w:val="HeaderChar"/>
+    <w:uiPriority w:val="99"/>
+    <w:unhideWhenUsed/>
+    <w:rsid w:val="00557B8D"/>
+    <w:pPr>
+      <w:tabs>
+        <w:tab w:val="center" w:pos="4680"/>
+        <w:tab w:val="right" w:pos="9360"/>
+      </w:tabs>
+      <w:spacing w:after="0" w:line="240" w:lineRule="auto"/>
+    </w:pPr>
+  </w:style>
+  <w:style w:type="character" w:customStyle="1" w:styleId="HeaderChar">
+    <w:name w:val="Header Char"/>
+    <w:basedOn w:val="DefaultParagraphFont"/>
+    <w:link w:val="Header"/>
+    <w:uiPriority w:val="99"/>
+    <w:rsid w:val="00557B8D"/>
+  </w:style>
+  <w:style w:type="paragraph" w:styleId="Footer">
+    <w:name w:val="footer"/>
+    <w:basedOn w:val="Normal"/>
+    <w:link w:val="FooterChar"/>
+    <w:uiPriority w:val="99"/>
+    <w:unhideWhenUsed/>
+    <w:rsid w:val="00557B8D"/>
+    <w:pPr>
+      <w:tabs>
+        <w:tab w:val="center" w:pos="4680"/>
+        <w:tab w:val="right" w:pos="9360"/>
+      </w:tabs>
+      <w:spacing w:after="0" w:line="240" w:lineRule="auto"/>
+    </w:pPr>
+  </w:style>
+  <w:style w:type="character" w:customStyle="1" w:styleId="FooterChar">
+    <w:name w:val="Footer Char"/>
+    <w:basedOn w:val="DefaultParagraphFont"/>
+    <w:link w:val="Footer"/>
+    <w:uiPriority w:val="99"/>
+    <w:rsid w:val="00557B8D"/>
+  </w:style>
 </w:styles>
 </file>
 
